--- a/8 семестр/ВКР/альтернативная модель.docx
+++ b/8 семестр/ВКР/альтернативная модель.docx
@@ -2815,6 +2815,21 @@
           <w:kern w:val="0"/>
           <w:sz w:val="28"/>
           <w:szCs w:val="28"/>
+          <w:lang w:val="en-US" w:eastAsia="ru-RU"/>
+          <w14:ligatures w14:val="none"/>
+        </w:rPr>
+      </w:pPr>
+    </w:p>
+    <w:p>
+      <w:pPr>
+        <w:spacing w:after="0" w:line="360" w:lineRule="auto"/>
+        <w:ind w:firstLine="709"/>
+        <w:jc w:val="both"/>
+        <w:rPr>
+          <w:rFonts w:ascii="Times New Roman" w:eastAsia="Times New Roman" w:hAnsi="Times New Roman" w:cs="Times New Roman"/>
+          <w:kern w:val="0"/>
+          <w:sz w:val="28"/>
+          <w:szCs w:val="28"/>
           <w:lang w:eastAsia="ru-RU"/>
           <w14:ligatures w14:val="none"/>
         </w:rPr>
@@ -2982,6 +2997,21 @@
           <w14:ligatures w14:val="none"/>
         </w:rPr>
       </w:pPr>
+    </w:p>
+    <w:p>
+      <w:pPr>
+        <w:spacing w:after="0" w:line="360" w:lineRule="auto"/>
+        <w:ind w:firstLine="709"/>
+        <w:jc w:val="both"/>
+        <w:rPr>
+          <w:rFonts w:ascii="Times New Roman" w:eastAsia="Times New Roman" w:hAnsi="Times New Roman" w:cs="Times New Roman"/>
+          <w:kern w:val="0"/>
+          <w:sz w:val="28"/>
+          <w:szCs w:val="28"/>
+          <w:lang w:eastAsia="ru-RU"/>
+          <w14:ligatures w14:val="none"/>
+        </w:rPr>
+      </w:pPr>
       <w:r>
         <w:rPr>
           <w:rFonts w:ascii="Times New Roman" w:eastAsia="Times New Roman" w:hAnsi="Times New Roman" w:cs="Times New Roman"/>
@@ -3041,6 +3071,21 @@
         </w:rPr>
         <w:t xml:space="preserve"> и пакет начат после окончания сеанса. Прерывание пакета исключено по построению.</w:t>
       </w:r>
+    </w:p>
+    <w:p>
+      <w:pPr>
+        <w:spacing w:after="0" w:line="360" w:lineRule="auto"/>
+        <w:ind w:firstLine="709"/>
+        <w:jc w:val="both"/>
+        <w:rPr>
+          <w:rFonts w:ascii="Times New Roman" w:eastAsia="Times New Roman" w:hAnsi="Times New Roman" w:cs="Times New Roman"/>
+          <w:kern w:val="0"/>
+          <w:sz w:val="28"/>
+          <w:szCs w:val="28"/>
+          <w:lang w:eastAsia="ru-RU"/>
+          <w14:ligatures w14:val="none"/>
+        </w:rPr>
+      </w:pPr>
     </w:p>
     <w:p>
       <w:pPr>
@@ -3613,6 +3658,7 @@
         <w:t xml:space="preserve">: </w:t>
       </w:r>
       <w:proofErr w:type="spellStart"/>
+      <w:proofErr w:type="gramStart"/>
       <w:r>
         <w:rPr>
           <w:rFonts w:ascii="Times New Roman" w:eastAsia="Times New Roman" w:hAnsi="Times New Roman" w:cs="Times New Roman"/>
@@ -3637,6 +3683,7 @@
         <w:t>(</w:t>
       </w:r>
       <w:proofErr w:type="spellStart"/>
+      <w:proofErr w:type="gramEnd"/>
       <w:r>
         <w:rPr>
           <w:rFonts w:ascii="Times New Roman" w:eastAsia="Times New Roman" w:hAnsi="Times New Roman" w:cs="Times New Roman"/>
@@ -3682,1179 +3729,31 @@
           <w:lang w:eastAsia="ru-RU"/>
           <w14:ligatures w14:val="none"/>
         </w:rPr>
-        <w:t xml:space="preserve"> q[l][j]), с дополнительными ограничениями: </w:t>
-      </w:r>
-      <m:oMath>
-        <m:r>
-          <w:rPr>
-            <w:rFonts w:ascii="Cambria Math" w:eastAsia="Times New Roman" w:hAnsi="Cambria Math" w:cs="Times New Roman"/>
-            <w:kern w:val="0"/>
-            <w:sz w:val="28"/>
-            <w:szCs w:val="28"/>
-            <w:lang w:eastAsia="ru-RU"/>
-            <w14:ligatures w14:val="none"/>
-          </w:rPr>
-          <m:t>g</m:t>
-        </m:r>
-        <m:d>
-          <m:dPr>
-            <m:begChr m:val="["/>
-            <m:endChr m:val="]"/>
-            <m:ctrlPr>
-              <w:rPr>
-                <w:rFonts w:ascii="Cambria Math" w:eastAsia="Times New Roman" w:hAnsi="Cambria Math" w:cs="Times New Roman"/>
-                <w:i/>
-                <w:kern w:val="0"/>
-                <w:sz w:val="28"/>
-                <w:szCs w:val="28"/>
-                <w:lang w:eastAsia="ru-RU"/>
-                <w14:ligatures w14:val="none"/>
-              </w:rPr>
-            </m:ctrlPr>
-          </m:dPr>
-          <m:e>
-            <m:r>
-              <w:rPr>
-                <w:rFonts w:ascii="Cambria Math" w:eastAsia="Times New Roman" w:hAnsi="Cambria Math" w:cs="Times New Roman"/>
-                <w:kern w:val="0"/>
-                <w:sz w:val="28"/>
-                <w:szCs w:val="28"/>
-                <w:lang w:eastAsia="ru-RU"/>
-                <w14:ligatures w14:val="none"/>
-              </w:rPr>
-              <m:t>i</m:t>
-            </m:r>
-          </m:e>
-        </m:d>
-        <m:r>
-          <w:rPr>
-            <w:rFonts w:ascii="Cambria Math" w:eastAsia="Times New Roman" w:hAnsi="Cambria Math" w:cs="Times New Roman"/>
-            <w:kern w:val="0"/>
-            <w:sz w:val="28"/>
-            <w:szCs w:val="28"/>
-            <w:lang w:eastAsia="ru-RU"/>
-            <w14:ligatures w14:val="none"/>
-          </w:rPr>
-          <m:t>≥q</m:t>
-        </m:r>
-        <m:d>
-          <m:dPr>
-            <m:begChr m:val="["/>
-            <m:endChr m:val="]"/>
-            <m:ctrlPr>
-              <w:rPr>
-                <w:rFonts w:ascii="Cambria Math" w:eastAsia="Times New Roman" w:hAnsi="Cambria Math" w:cs="Times New Roman"/>
-                <w:i/>
-                <w:kern w:val="0"/>
-                <w:sz w:val="28"/>
-                <w:szCs w:val="28"/>
-                <w:lang w:eastAsia="ru-RU"/>
-                <w14:ligatures w14:val="none"/>
-              </w:rPr>
-            </m:ctrlPr>
-          </m:dPr>
-          <m:e>
-            <m:r>
-              <w:rPr>
-                <w:rFonts w:ascii="Cambria Math" w:eastAsia="Times New Roman" w:hAnsi="Cambria Math" w:cs="Times New Roman"/>
-                <w:kern w:val="0"/>
-                <w:sz w:val="28"/>
-                <w:szCs w:val="28"/>
-                <w:lang w:eastAsia="ru-RU"/>
-                <w14:ligatures w14:val="none"/>
-              </w:rPr>
-              <m:t>L-1</m:t>
-            </m:r>
-          </m:e>
-        </m:d>
-        <m:d>
-          <m:dPr>
-            <m:begChr m:val="["/>
-            <m:endChr m:val="]"/>
-            <m:ctrlPr>
-              <w:rPr>
-                <w:rFonts w:ascii="Cambria Math" w:eastAsia="Times New Roman" w:hAnsi="Cambria Math" w:cs="Times New Roman"/>
-                <w:i/>
-                <w:kern w:val="0"/>
-                <w:sz w:val="28"/>
-                <w:szCs w:val="28"/>
-                <w:lang w:eastAsia="ru-RU"/>
-                <w14:ligatures w14:val="none"/>
-              </w:rPr>
-            </m:ctrlPr>
-          </m:dPr>
-          <m:e>
-            <m:r>
-              <w:rPr>
-                <w:rFonts w:ascii="Cambria Math" w:eastAsia="Times New Roman" w:hAnsi="Cambria Math" w:cs="Times New Roman"/>
-                <w:kern w:val="0"/>
-                <w:sz w:val="28"/>
-                <w:szCs w:val="28"/>
-                <w:lang w:eastAsia="ru-RU"/>
-                <w14:ligatures w14:val="none"/>
-              </w:rPr>
-              <m:t>j</m:t>
-            </m:r>
-          </m:e>
-        </m:d>
-        <m:r>
-          <w:rPr>
-            <w:rFonts w:ascii="Cambria Math" w:eastAsia="Times New Roman" w:hAnsi="Cambria Math" w:cs="Times New Roman"/>
-            <w:kern w:val="0"/>
-            <w:sz w:val="28"/>
-            <w:szCs w:val="28"/>
-            <w:lang w:eastAsia="ru-RU"/>
-            <w14:ligatures w14:val="none"/>
-          </w:rPr>
-          <m:t>+</m:t>
-        </m:r>
-        <m:sSub>
-          <m:sSubPr>
-            <m:ctrlPr>
-              <w:rPr>
-                <w:rFonts w:ascii="Cambria Math" w:eastAsia="Times New Roman" w:hAnsi="Cambria Math" w:cs="Times New Roman"/>
-                <w:i/>
-                <w:kern w:val="0"/>
-                <w:sz w:val="28"/>
-                <w:szCs w:val="28"/>
-                <w:lang w:eastAsia="ru-RU"/>
-                <w14:ligatures w14:val="none"/>
-              </w:rPr>
-            </m:ctrlPr>
-          </m:sSubPr>
-          <m:e>
-            <m:r>
-              <w:rPr>
-                <w:rFonts w:ascii="Cambria Math" w:eastAsia="Times New Roman" w:hAnsi="Cambria Math" w:cs="Times New Roman"/>
-                <w:kern w:val="0"/>
-                <w:sz w:val="28"/>
-                <w:szCs w:val="28"/>
-                <w:lang w:eastAsia="ru-RU"/>
-                <w14:ligatures w14:val="none"/>
-              </w:rPr>
-              <m:t>Σ</m:t>
-            </m:r>
-          </m:e>
-          <m:sub>
-            <m:r>
-              <w:rPr>
-                <w:rFonts w:ascii="Cambria Math" w:eastAsia="Times New Roman" w:hAnsi="Cambria Math" w:cs="Times New Roman"/>
-                <w:kern w:val="0"/>
-                <w:sz w:val="28"/>
-                <w:szCs w:val="28"/>
-                <w:lang w:eastAsia="ru-RU"/>
-                <w14:ligatures w14:val="none"/>
-              </w:rPr>
-              <m:t>i</m:t>
-            </m:r>
-          </m:sub>
-        </m:sSub>
-        <m:r>
-          <w:rPr>
-            <w:rFonts w:ascii="Cambria Math" w:eastAsia="Times New Roman" w:hAnsi="Cambria Math" w:cs="Times New Roman"/>
-            <w:kern w:val="0"/>
-            <w:sz w:val="28"/>
-            <w:szCs w:val="28"/>
-            <w:lang w:eastAsia="ru-RU"/>
-            <w14:ligatures w14:val="none"/>
-          </w:rPr>
-          <m:t>t</m:t>
-        </m:r>
-        <m:d>
-          <m:dPr>
-            <m:begChr m:val="["/>
-            <m:endChr m:val="]"/>
-            <m:ctrlPr>
-              <w:rPr>
-                <w:rFonts w:ascii="Cambria Math" w:eastAsia="Times New Roman" w:hAnsi="Cambria Math" w:cs="Times New Roman"/>
-                <w:i/>
-                <w:kern w:val="0"/>
-                <w:sz w:val="28"/>
-                <w:szCs w:val="28"/>
-                <w:lang w:eastAsia="ru-RU"/>
-                <w14:ligatures w14:val="none"/>
-              </w:rPr>
-            </m:ctrlPr>
-          </m:dPr>
-          <m:e>
-            <m:r>
-              <w:rPr>
-                <w:rFonts w:ascii="Cambria Math" w:eastAsia="Times New Roman" w:hAnsi="Cambria Math" w:cs="Times New Roman"/>
-                <w:kern w:val="0"/>
-                <w:sz w:val="28"/>
-                <w:szCs w:val="28"/>
-                <w:lang w:eastAsia="ru-RU"/>
-                <w14:ligatures w14:val="none"/>
-              </w:rPr>
-              <m:t>L-1</m:t>
-            </m:r>
-          </m:e>
-        </m:d>
-        <m:d>
-          <m:dPr>
-            <m:begChr m:val="["/>
-            <m:endChr m:val="]"/>
-            <m:ctrlPr>
-              <w:rPr>
-                <w:rFonts w:ascii="Cambria Math" w:eastAsia="Times New Roman" w:hAnsi="Cambria Math" w:cs="Times New Roman"/>
-                <w:i/>
-                <w:kern w:val="0"/>
-                <w:sz w:val="28"/>
-                <w:szCs w:val="28"/>
-                <w:lang w:eastAsia="ru-RU"/>
-                <w14:ligatures w14:val="none"/>
-              </w:rPr>
-            </m:ctrlPr>
-          </m:dPr>
-          <m:e>
-            <m:r>
-              <w:rPr>
-                <w:rFonts w:ascii="Cambria Math" w:eastAsia="Times New Roman" w:hAnsi="Cambria Math" w:cs="Times New Roman"/>
-                <w:kern w:val="0"/>
-                <w:sz w:val="28"/>
-                <w:szCs w:val="28"/>
-                <w:lang w:eastAsia="ru-RU"/>
-                <w14:ligatures w14:val="none"/>
-              </w:rPr>
-              <m:t>ii</m:t>
-            </m:r>
-          </m:e>
-        </m:d>
-        <m:r>
-          <w:rPr>
-            <w:rFonts w:ascii="Cambria Math" w:eastAsia="Times New Roman" w:hAnsi="Cambria Math" w:cs="Times New Roman"/>
-            <w:kern w:val="0"/>
-            <w:sz w:val="28"/>
-            <w:szCs w:val="28"/>
-            <w:lang w:eastAsia="ru-RU"/>
-            <w14:ligatures w14:val="none"/>
-          </w:rPr>
-          <m:t>×r</m:t>
-        </m:r>
-        <m:d>
-          <m:dPr>
-            <m:begChr m:val="["/>
-            <m:endChr m:val="]"/>
-            <m:ctrlPr>
-              <w:rPr>
-                <w:rFonts w:ascii="Cambria Math" w:eastAsia="Times New Roman" w:hAnsi="Cambria Math" w:cs="Times New Roman"/>
-                <w:i/>
-                <w:kern w:val="0"/>
-                <w:sz w:val="28"/>
-                <w:szCs w:val="28"/>
-                <w:lang w:eastAsia="ru-RU"/>
-                <w14:ligatures w14:val="none"/>
-              </w:rPr>
-            </m:ctrlPr>
-          </m:dPr>
-          <m:e>
-            <m:r>
-              <w:rPr>
-                <w:rFonts w:ascii="Cambria Math" w:eastAsia="Times New Roman" w:hAnsi="Cambria Math" w:cs="Times New Roman"/>
-                <w:kern w:val="0"/>
-                <w:sz w:val="28"/>
-                <w:szCs w:val="28"/>
-                <w:lang w:eastAsia="ru-RU"/>
-                <w14:ligatures w14:val="none"/>
-              </w:rPr>
-              <m:t>j</m:t>
-            </m:r>
-          </m:e>
-        </m:d>
-        <m:d>
-          <m:dPr>
-            <m:begChr m:val="["/>
-            <m:endChr m:val="]"/>
-            <m:ctrlPr>
-              <w:rPr>
-                <w:rFonts w:ascii="Cambria Math" w:eastAsia="Times New Roman" w:hAnsi="Cambria Math" w:cs="Times New Roman"/>
-                <w:i/>
-                <w:kern w:val="0"/>
-                <w:sz w:val="28"/>
-                <w:szCs w:val="28"/>
-                <w:lang w:eastAsia="ru-RU"/>
-                <w14:ligatures w14:val="none"/>
-              </w:rPr>
-            </m:ctrlPr>
-          </m:dPr>
-          <m:e>
-            <m:r>
-              <w:rPr>
-                <w:rFonts w:ascii="Cambria Math" w:eastAsia="Times New Roman" w:hAnsi="Cambria Math" w:cs="Times New Roman"/>
-                <w:kern w:val="0"/>
-                <w:sz w:val="28"/>
-                <w:szCs w:val="28"/>
-                <w:lang w:eastAsia="ru-RU"/>
-                <w14:ligatures w14:val="none"/>
-              </w:rPr>
-              <m:t>ii</m:t>
-            </m:r>
-          </m:e>
-        </m:d>
-        <m:r>
-          <w:rPr>
-            <w:rFonts w:ascii="Cambria Math" w:eastAsia="Times New Roman" w:hAnsi="Cambria Math" w:cs="Times New Roman"/>
-            <w:kern w:val="0"/>
-            <w:sz w:val="28"/>
-            <w:szCs w:val="28"/>
-            <w:lang w:eastAsia="ru-RU"/>
-            <w14:ligatures w14:val="none"/>
-          </w:rPr>
-          <m:t>-R×</m:t>
-        </m:r>
-        <m:d>
-          <m:dPr>
-            <m:ctrlPr>
-              <w:rPr>
-                <w:rFonts w:ascii="Cambria Math" w:eastAsia="Times New Roman" w:hAnsi="Cambria Math" w:cs="Times New Roman"/>
-                <w:i/>
-                <w:kern w:val="0"/>
-                <w:sz w:val="28"/>
-                <w:szCs w:val="28"/>
-                <w:lang w:eastAsia="ru-RU"/>
-                <w14:ligatures w14:val="none"/>
-              </w:rPr>
-            </m:ctrlPr>
-          </m:dPr>
-          <m:e>
-            <m:r>
-              <w:rPr>
-                <w:rFonts w:ascii="Cambria Math" w:eastAsia="Times New Roman" w:hAnsi="Cambria Math" w:cs="Times New Roman"/>
-                <w:kern w:val="0"/>
-                <w:sz w:val="28"/>
-                <w:szCs w:val="28"/>
-                <w:lang w:eastAsia="ru-RU"/>
-                <w14:ligatures w14:val="none"/>
-              </w:rPr>
-              <m:t>1 x</m:t>
-            </m:r>
-            <m:d>
-              <m:dPr>
-                <m:begChr m:val="["/>
-                <m:endChr m:val="]"/>
-                <m:ctrlPr>
-                  <w:rPr>
-                    <w:rFonts w:ascii="Cambria Math" w:eastAsia="Times New Roman" w:hAnsi="Cambria Math" w:cs="Times New Roman"/>
-                    <w:i/>
-                    <w:kern w:val="0"/>
-                    <w:sz w:val="28"/>
-                    <w:szCs w:val="28"/>
-                    <w:lang w:eastAsia="ru-RU"/>
-                    <w14:ligatures w14:val="none"/>
-                  </w:rPr>
-                </m:ctrlPr>
-              </m:dPr>
-              <m:e>
-                <m:r>
-                  <w:rPr>
-                    <w:rFonts w:ascii="Cambria Math" w:eastAsia="Times New Roman" w:hAnsi="Cambria Math" w:cs="Times New Roman"/>
-                    <w:kern w:val="0"/>
-                    <w:sz w:val="28"/>
-                    <w:szCs w:val="28"/>
-                    <w:lang w:eastAsia="ru-RU"/>
-                    <w14:ligatures w14:val="none"/>
-                  </w:rPr>
-                  <m:t>i</m:t>
-                </m:r>
-              </m:e>
-            </m:d>
-            <m:d>
-              <m:dPr>
-                <m:begChr m:val="["/>
-                <m:endChr m:val="]"/>
-                <m:ctrlPr>
-                  <w:rPr>
-                    <w:rFonts w:ascii="Cambria Math" w:eastAsia="Times New Roman" w:hAnsi="Cambria Math" w:cs="Times New Roman"/>
-                    <w:i/>
-                    <w:kern w:val="0"/>
-                    <w:sz w:val="28"/>
-                    <w:szCs w:val="28"/>
-                    <w:lang w:eastAsia="ru-RU"/>
-                    <w14:ligatures w14:val="none"/>
-                  </w:rPr>
-                </m:ctrlPr>
-              </m:dPr>
-              <m:e>
-                <m:r>
-                  <w:rPr>
-                    <w:rFonts w:ascii="Cambria Math" w:eastAsia="Times New Roman" w:hAnsi="Cambria Math" w:cs="Times New Roman"/>
-                    <w:kern w:val="0"/>
-                    <w:sz w:val="28"/>
-                    <w:szCs w:val="28"/>
-                    <w:lang w:eastAsia="ru-RU"/>
-                    <w14:ligatures w14:val="none"/>
-                  </w:rPr>
-                  <m:t>j</m:t>
-                </m:r>
-              </m:e>
-            </m:d>
-          </m:e>
-        </m:d>
-        <m:r>
-          <w:rPr>
-            <w:rFonts w:ascii="Cambria Math" w:eastAsia="Times New Roman" w:hAnsi="Cambria Math" w:cs="Times New Roman"/>
-            <w:kern w:val="0"/>
-            <w:sz w:val="28"/>
-            <w:szCs w:val="28"/>
-            <w:lang w:eastAsia="ru-RU"/>
-            <w14:ligatures w14:val="none"/>
-          </w:rPr>
-          <m:t xml:space="preserve"> длявсехj;p</m:t>
-        </m:r>
-        <m:d>
-          <m:dPr>
-            <m:begChr m:val="["/>
-            <m:endChr m:val="]"/>
-            <m:ctrlPr>
-              <w:rPr>
-                <w:rFonts w:ascii="Cambria Math" w:eastAsia="Times New Roman" w:hAnsi="Cambria Math" w:cs="Times New Roman"/>
-                <w:i/>
-                <w:kern w:val="0"/>
-                <w:sz w:val="28"/>
-                <w:szCs w:val="28"/>
-                <w:lang w:eastAsia="ru-RU"/>
-                <w14:ligatures w14:val="none"/>
-              </w:rPr>
-            </m:ctrlPr>
-          </m:dPr>
-          <m:e>
-            <m:r>
-              <w:rPr>
-                <w:rFonts w:ascii="Cambria Math" w:eastAsia="Times New Roman" w:hAnsi="Cambria Math" w:cs="Times New Roman"/>
-                <w:kern w:val="0"/>
-                <w:sz w:val="28"/>
-                <w:szCs w:val="28"/>
-                <w:lang w:eastAsia="ru-RU"/>
-                <w14:ligatures w14:val="none"/>
-              </w:rPr>
-              <m:t>i</m:t>
-            </m:r>
-          </m:e>
-        </m:d>
-        <m:r>
-          <w:rPr>
-            <w:rFonts w:ascii="Cambria Math" w:eastAsia="Times New Roman" w:hAnsi="Cambria Math" w:cs="Times New Roman"/>
-            <w:kern w:val="0"/>
-            <w:sz w:val="28"/>
-            <w:szCs w:val="28"/>
-            <w:lang w:eastAsia="ru-RU"/>
-            <w14:ligatures w14:val="none"/>
-          </w:rPr>
-          <m:t>≥g</m:t>
-        </m:r>
-        <m:d>
-          <m:dPr>
-            <m:begChr m:val="["/>
-            <m:endChr m:val="]"/>
-            <m:ctrlPr>
-              <w:rPr>
-                <w:rFonts w:ascii="Cambria Math" w:eastAsia="Times New Roman" w:hAnsi="Cambria Math" w:cs="Times New Roman"/>
-                <w:i/>
-                <w:kern w:val="0"/>
-                <w:sz w:val="28"/>
-                <w:szCs w:val="28"/>
-                <w:lang w:eastAsia="ru-RU"/>
-                <w14:ligatures w14:val="none"/>
-              </w:rPr>
-            </m:ctrlPr>
-          </m:dPr>
-          <m:e>
-            <m:r>
-              <w:rPr>
-                <w:rFonts w:ascii="Cambria Math" w:eastAsia="Times New Roman" w:hAnsi="Cambria Math" w:cs="Times New Roman"/>
-                <w:kern w:val="0"/>
-                <w:sz w:val="28"/>
-                <w:szCs w:val="28"/>
-                <w:lang w:eastAsia="ru-RU"/>
-                <w14:ligatures w14:val="none"/>
-              </w:rPr>
-              <m:t>i</m:t>
-            </m:r>
-          </m:e>
-        </m:d>
-        <m:r>
-          <w:rPr>
-            <w:rFonts w:ascii="Cambria Math" w:eastAsia="Times New Roman" w:hAnsi="Cambria Math" w:cs="Times New Roman"/>
-            <w:kern w:val="0"/>
-            <w:sz w:val="28"/>
-            <w:szCs w:val="28"/>
-            <w:lang w:eastAsia="ru-RU"/>
-            <w14:ligatures w14:val="none"/>
-          </w:rPr>
-          <m:t>-d</m:t>
-        </m:r>
-        <m:d>
-          <m:dPr>
-            <m:begChr m:val="["/>
-            <m:endChr m:val="]"/>
-            <m:ctrlPr>
-              <w:rPr>
-                <w:rFonts w:ascii="Cambria Math" w:eastAsia="Times New Roman" w:hAnsi="Cambria Math" w:cs="Times New Roman"/>
-                <w:i/>
-                <w:kern w:val="0"/>
-                <w:sz w:val="28"/>
-                <w:szCs w:val="28"/>
-                <w:lang w:eastAsia="ru-RU"/>
-                <w14:ligatures w14:val="none"/>
-              </w:rPr>
-            </m:ctrlPr>
-          </m:dPr>
-          <m:e>
-            <m:r>
-              <w:rPr>
-                <w:rFonts w:ascii="Cambria Math" w:eastAsia="Times New Roman" w:hAnsi="Cambria Math" w:cs="Times New Roman"/>
-                <w:kern w:val="0"/>
-                <w:sz w:val="28"/>
-                <w:szCs w:val="28"/>
-                <w:lang w:eastAsia="ru-RU"/>
-                <w14:ligatures w14:val="none"/>
-              </w:rPr>
-              <m:t>i</m:t>
-            </m:r>
-          </m:e>
-        </m:d>
-        <m:r>
-          <w:rPr>
-            <w:rFonts w:ascii="Cambria Math" w:eastAsia="Times New Roman" w:hAnsi="Cambria Math" w:cs="Times New Roman"/>
-            <w:kern w:val="0"/>
-            <w:sz w:val="28"/>
-            <w:szCs w:val="28"/>
-            <w:lang w:eastAsia="ru-RU"/>
-            <w14:ligatures w14:val="none"/>
-          </w:rPr>
-          <m:t>;p</m:t>
-        </m:r>
-        <m:d>
-          <m:dPr>
-            <m:begChr m:val="["/>
-            <m:endChr m:val="]"/>
-            <m:ctrlPr>
-              <w:rPr>
-                <w:rFonts w:ascii="Cambria Math" w:eastAsia="Times New Roman" w:hAnsi="Cambria Math" w:cs="Times New Roman"/>
-                <w:i/>
-                <w:kern w:val="0"/>
-                <w:sz w:val="28"/>
-                <w:szCs w:val="28"/>
-                <w:lang w:eastAsia="ru-RU"/>
-                <w14:ligatures w14:val="none"/>
-              </w:rPr>
-            </m:ctrlPr>
-          </m:dPr>
-          <m:e>
-            <m:r>
-              <w:rPr>
-                <w:rFonts w:ascii="Cambria Math" w:eastAsia="Times New Roman" w:hAnsi="Cambria Math" w:cs="Times New Roman"/>
-                <w:kern w:val="0"/>
-                <w:sz w:val="28"/>
-                <w:szCs w:val="28"/>
-                <w:lang w:eastAsia="ru-RU"/>
-                <w14:ligatures w14:val="none"/>
-              </w:rPr>
-              <m:t>i</m:t>
-            </m:r>
-          </m:e>
-        </m:d>
-        <m:r>
-          <w:rPr>
-            <w:rFonts w:ascii="Cambria Math" w:eastAsia="Times New Roman" w:hAnsi="Cambria Math" w:cs="Times New Roman"/>
-            <w:kern w:val="0"/>
-            <w:sz w:val="28"/>
-            <w:szCs w:val="28"/>
-            <w:lang w:eastAsia="ru-RU"/>
-            <w14:ligatures w14:val="none"/>
-          </w:rPr>
-          <m:t>≥0;а также ограничениями линеаризации z</m:t>
-        </m:r>
-        <m:d>
-          <m:dPr>
-            <m:begChr m:val="["/>
-            <m:endChr m:val="]"/>
-            <m:ctrlPr>
-              <w:rPr>
-                <w:rFonts w:ascii="Cambria Math" w:eastAsia="Times New Roman" w:hAnsi="Cambria Math" w:cs="Times New Roman"/>
-                <w:i/>
-                <w:kern w:val="0"/>
-                <w:sz w:val="28"/>
-                <w:szCs w:val="28"/>
-                <w:lang w:eastAsia="ru-RU"/>
-                <w14:ligatures w14:val="none"/>
-              </w:rPr>
-            </m:ctrlPr>
-          </m:dPr>
-          <m:e>
-            <m:r>
-              <w:rPr>
-                <w:rFonts w:ascii="Cambria Math" w:eastAsia="Times New Roman" w:hAnsi="Cambria Math" w:cs="Times New Roman"/>
-                <w:kern w:val="0"/>
-                <w:sz w:val="28"/>
-                <w:szCs w:val="28"/>
-                <w:lang w:eastAsia="ru-RU"/>
-                <w14:ligatures w14:val="none"/>
-              </w:rPr>
-              <m:t>i</m:t>
-            </m:r>
-          </m:e>
-        </m:d>
-        <m:r>
-          <w:rPr>
-            <w:rFonts w:ascii="Cambria Math" w:eastAsia="Times New Roman" w:hAnsi="Cambria Math" w:cs="Times New Roman"/>
-            <w:kern w:val="0"/>
-            <w:sz w:val="28"/>
-            <w:szCs w:val="28"/>
-            <w:lang w:eastAsia="ru-RU"/>
-            <w14:ligatures w14:val="none"/>
-          </w:rPr>
-          <m:t>:g</m:t>
-        </m:r>
-        <m:d>
-          <m:dPr>
-            <m:begChr m:val="["/>
-            <m:endChr m:val="]"/>
-            <m:ctrlPr>
-              <w:rPr>
-                <w:rFonts w:ascii="Cambria Math" w:eastAsia="Times New Roman" w:hAnsi="Cambria Math" w:cs="Times New Roman"/>
-                <w:i/>
-                <w:kern w:val="0"/>
-                <w:sz w:val="28"/>
-                <w:szCs w:val="28"/>
-                <w:lang w:eastAsia="ru-RU"/>
-                <w14:ligatures w14:val="none"/>
-              </w:rPr>
-            </m:ctrlPr>
-          </m:dPr>
-          <m:e>
-            <m:r>
-              <w:rPr>
-                <w:rFonts w:ascii="Cambria Math" w:eastAsia="Times New Roman" w:hAnsi="Cambria Math" w:cs="Times New Roman"/>
-                <w:kern w:val="0"/>
-                <w:sz w:val="28"/>
-                <w:szCs w:val="28"/>
-                <w:lang w:eastAsia="ru-RU"/>
-                <w14:ligatures w14:val="none"/>
-              </w:rPr>
-              <m:t>i</m:t>
-            </m:r>
-          </m:e>
-        </m:d>
-        <m:r>
-          <w:rPr>
-            <w:rFonts w:ascii="Cambria Math" w:eastAsia="Times New Roman" w:hAnsi="Cambria Math" w:cs="Times New Roman"/>
-            <w:kern w:val="0"/>
-            <w:sz w:val="28"/>
-            <w:szCs w:val="28"/>
-            <w:lang w:eastAsia="ru-RU"/>
-            <w14:ligatures w14:val="none"/>
-          </w:rPr>
-          <m:t>-d</m:t>
-        </m:r>
-        <m:d>
-          <m:dPr>
-            <m:begChr m:val="["/>
-            <m:endChr m:val="]"/>
-            <m:ctrlPr>
-              <w:rPr>
-                <w:rFonts w:ascii="Cambria Math" w:eastAsia="Times New Roman" w:hAnsi="Cambria Math" w:cs="Times New Roman"/>
-                <w:i/>
-                <w:kern w:val="0"/>
-                <w:sz w:val="28"/>
-                <w:szCs w:val="28"/>
-                <w:lang w:eastAsia="ru-RU"/>
-                <w14:ligatures w14:val="none"/>
-              </w:rPr>
-            </m:ctrlPr>
-          </m:dPr>
-          <m:e>
-            <m:r>
-              <w:rPr>
-                <w:rFonts w:ascii="Cambria Math" w:eastAsia="Times New Roman" w:hAnsi="Cambria Math" w:cs="Times New Roman"/>
-                <w:kern w:val="0"/>
-                <w:sz w:val="28"/>
-                <w:szCs w:val="28"/>
-                <w:lang w:eastAsia="ru-RU"/>
-                <w14:ligatures w14:val="none"/>
-              </w:rPr>
-              <m:t>i</m:t>
-            </m:r>
-          </m:e>
-        </m:d>
-        <m:r>
-          <w:rPr>
-            <w:rFonts w:ascii="Cambria Math" w:eastAsia="Times New Roman" w:hAnsi="Cambria Math" w:cs="Times New Roman"/>
-            <w:kern w:val="0"/>
-            <w:sz w:val="28"/>
-            <w:szCs w:val="28"/>
-            <w:lang w:eastAsia="ru-RU"/>
-            <w14:ligatures w14:val="none"/>
-          </w:rPr>
-          <m:t>≤R×z</m:t>
-        </m:r>
-        <m:d>
-          <m:dPr>
-            <m:begChr m:val="["/>
-            <m:endChr m:val="]"/>
-            <m:ctrlPr>
-              <w:rPr>
-                <w:rFonts w:ascii="Cambria Math" w:eastAsia="Times New Roman" w:hAnsi="Cambria Math" w:cs="Times New Roman"/>
-                <w:i/>
-                <w:kern w:val="0"/>
-                <w:sz w:val="28"/>
-                <w:szCs w:val="28"/>
-                <w:lang w:eastAsia="ru-RU"/>
-                <w14:ligatures w14:val="none"/>
-              </w:rPr>
-            </m:ctrlPr>
-          </m:dPr>
-          <m:e>
-            <m:r>
-              <w:rPr>
-                <w:rFonts w:ascii="Cambria Math" w:eastAsia="Times New Roman" w:hAnsi="Cambria Math" w:cs="Times New Roman"/>
-                <w:kern w:val="0"/>
-                <w:sz w:val="28"/>
-                <w:szCs w:val="28"/>
-                <w:lang w:eastAsia="ru-RU"/>
-                <w14:ligatures w14:val="none"/>
-              </w:rPr>
-              <m:t>i</m:t>
-            </m:r>
-          </m:e>
-        </m:d>
-        <m:r>
-          <w:rPr>
-            <w:rFonts w:ascii="Cambria Math" w:eastAsia="Times New Roman" w:hAnsi="Cambria Math" w:cs="Times New Roman"/>
-            <w:kern w:val="0"/>
-            <w:sz w:val="28"/>
-            <w:szCs w:val="28"/>
-            <w:lang w:eastAsia="ru-RU"/>
-            <w14:ligatures w14:val="none"/>
-          </w:rPr>
-          <m:t>;g</m:t>
-        </m:r>
-        <m:d>
-          <m:dPr>
-            <m:begChr m:val="["/>
-            <m:endChr m:val="]"/>
-            <m:ctrlPr>
-              <w:rPr>
-                <w:rFonts w:ascii="Cambria Math" w:eastAsia="Times New Roman" w:hAnsi="Cambria Math" w:cs="Times New Roman"/>
-                <w:i/>
-                <w:kern w:val="0"/>
-                <w:sz w:val="28"/>
-                <w:szCs w:val="28"/>
-                <w:lang w:eastAsia="ru-RU"/>
-                <w14:ligatures w14:val="none"/>
-              </w:rPr>
-            </m:ctrlPr>
-          </m:dPr>
-          <m:e>
-            <m:r>
-              <w:rPr>
-                <w:rFonts w:ascii="Cambria Math" w:eastAsia="Times New Roman" w:hAnsi="Cambria Math" w:cs="Times New Roman"/>
-                <w:kern w:val="0"/>
-                <w:sz w:val="28"/>
-                <w:szCs w:val="28"/>
-                <w:lang w:eastAsia="ru-RU"/>
-                <w14:ligatures w14:val="none"/>
-              </w:rPr>
-              <m:t>i</m:t>
-            </m:r>
-          </m:e>
-        </m:d>
-        <m:r>
-          <w:rPr>
-            <w:rFonts w:ascii="Cambria Math" w:eastAsia="Times New Roman" w:hAnsi="Cambria Math" w:cs="Times New Roman"/>
-            <w:kern w:val="0"/>
-            <w:sz w:val="28"/>
-            <w:szCs w:val="28"/>
-            <w:lang w:eastAsia="ru-RU"/>
-            <w14:ligatures w14:val="none"/>
-          </w:rPr>
-          <m:t>-d</m:t>
-        </m:r>
-        <m:d>
-          <m:dPr>
-            <m:begChr m:val="["/>
-            <m:endChr m:val="]"/>
-            <m:ctrlPr>
-              <w:rPr>
-                <w:rFonts w:ascii="Cambria Math" w:eastAsia="Times New Roman" w:hAnsi="Cambria Math" w:cs="Times New Roman"/>
-                <w:i/>
-                <w:kern w:val="0"/>
-                <w:sz w:val="28"/>
-                <w:szCs w:val="28"/>
-                <w:lang w:eastAsia="ru-RU"/>
-                <w14:ligatures w14:val="none"/>
-              </w:rPr>
-            </m:ctrlPr>
-          </m:dPr>
-          <m:e>
-            <m:r>
-              <w:rPr>
-                <w:rFonts w:ascii="Cambria Math" w:eastAsia="Times New Roman" w:hAnsi="Cambria Math" w:cs="Times New Roman"/>
-                <w:kern w:val="0"/>
-                <w:sz w:val="28"/>
-                <w:szCs w:val="28"/>
-                <w:lang w:eastAsia="ru-RU"/>
-                <w14:ligatures w14:val="none"/>
-              </w:rPr>
-              <m:t>i</m:t>
-            </m:r>
-          </m:e>
-        </m:d>
-        <m:r>
-          <w:rPr>
-            <w:rFonts w:ascii="Cambria Math" w:eastAsia="Times New Roman" w:hAnsi="Cambria Math" w:cs="Times New Roman"/>
-            <w:kern w:val="0"/>
-            <w:sz w:val="28"/>
-            <w:szCs w:val="28"/>
-            <w:lang w:eastAsia="ru-RU"/>
-            <w14:ligatures w14:val="none"/>
-          </w:rPr>
-          <m:t>≥-R×</m:t>
-        </m:r>
-        <m:d>
-          <m:dPr>
-            <m:ctrlPr>
-              <w:rPr>
-                <w:rFonts w:ascii="Cambria Math" w:eastAsia="Times New Roman" w:hAnsi="Cambria Math" w:cs="Times New Roman"/>
-                <w:i/>
-                <w:kern w:val="0"/>
-                <w:sz w:val="28"/>
-                <w:szCs w:val="28"/>
-                <w:lang w:eastAsia="ru-RU"/>
-                <w14:ligatures w14:val="none"/>
-              </w:rPr>
-            </m:ctrlPr>
-          </m:dPr>
-          <m:e>
-            <m:r>
-              <w:rPr>
-                <w:rFonts w:ascii="Cambria Math" w:eastAsia="Times New Roman" w:hAnsi="Cambria Math" w:cs="Times New Roman"/>
-                <w:kern w:val="0"/>
-                <w:sz w:val="28"/>
-                <w:szCs w:val="28"/>
-                <w:lang w:eastAsia="ru-RU"/>
-                <w14:ligatures w14:val="none"/>
-              </w:rPr>
-              <m:t>1-z</m:t>
-            </m:r>
-            <m:d>
-              <m:dPr>
-                <m:begChr m:val="["/>
-                <m:endChr m:val="]"/>
-                <m:ctrlPr>
-                  <w:rPr>
-                    <w:rFonts w:ascii="Cambria Math" w:eastAsia="Times New Roman" w:hAnsi="Cambria Math" w:cs="Times New Roman"/>
-                    <w:i/>
-                    <w:kern w:val="0"/>
-                    <w:sz w:val="28"/>
-                    <w:szCs w:val="28"/>
-                    <w:lang w:eastAsia="ru-RU"/>
-                    <w14:ligatures w14:val="none"/>
-                  </w:rPr>
-                </m:ctrlPr>
-              </m:dPr>
-              <m:e>
-                <m:r>
-                  <w:rPr>
-                    <w:rFonts w:ascii="Cambria Math" w:eastAsia="Times New Roman" w:hAnsi="Cambria Math" w:cs="Times New Roman"/>
-                    <w:kern w:val="0"/>
-                    <w:sz w:val="28"/>
-                    <w:szCs w:val="28"/>
-                    <w:lang w:eastAsia="ru-RU"/>
-                    <w14:ligatures w14:val="none"/>
-                  </w:rPr>
-                  <m:t>i</m:t>
-                </m:r>
-              </m:e>
-            </m:d>
-          </m:e>
-        </m:d>
-        <m:r>
-          <w:rPr>
-            <w:rFonts w:ascii="Cambria Math" w:eastAsia="Times New Roman" w:hAnsi="Cambria Math" w:cs="Times New Roman"/>
-            <w:kern w:val="0"/>
-            <w:sz w:val="28"/>
-            <w:szCs w:val="28"/>
-            <w:lang w:eastAsia="ru-RU"/>
-            <w14:ligatures w14:val="none"/>
-          </w:rPr>
-          <m:t>;p</m:t>
-        </m:r>
-        <m:d>
-          <m:dPr>
-            <m:begChr m:val="["/>
-            <m:endChr m:val="]"/>
-            <m:ctrlPr>
-              <w:rPr>
-                <w:rFonts w:ascii="Cambria Math" w:eastAsia="Times New Roman" w:hAnsi="Cambria Math" w:cs="Times New Roman"/>
-                <w:i/>
-                <w:kern w:val="0"/>
-                <w:sz w:val="28"/>
-                <w:szCs w:val="28"/>
-                <w:lang w:eastAsia="ru-RU"/>
-                <w14:ligatures w14:val="none"/>
-              </w:rPr>
-            </m:ctrlPr>
-          </m:dPr>
-          <m:e>
-            <m:r>
-              <w:rPr>
-                <w:rFonts w:ascii="Cambria Math" w:eastAsia="Times New Roman" w:hAnsi="Cambria Math" w:cs="Times New Roman"/>
-                <w:kern w:val="0"/>
-                <w:sz w:val="28"/>
-                <w:szCs w:val="28"/>
-                <w:lang w:eastAsia="ru-RU"/>
-                <w14:ligatures w14:val="none"/>
-              </w:rPr>
-              <m:t>i</m:t>
-            </m:r>
-          </m:e>
-        </m:d>
-        <m:r>
-          <w:rPr>
-            <w:rFonts w:ascii="Cambria Math" w:eastAsia="Times New Roman" w:hAnsi="Cambria Math" w:cs="Times New Roman"/>
-            <w:kern w:val="0"/>
-            <w:sz w:val="28"/>
-            <w:szCs w:val="28"/>
-            <w:lang w:eastAsia="ru-RU"/>
-            <w14:ligatures w14:val="none"/>
-          </w:rPr>
-          <m:t>≤g</m:t>
-        </m:r>
-        <m:d>
-          <m:dPr>
-            <m:begChr m:val="["/>
-            <m:endChr m:val="]"/>
-            <m:ctrlPr>
-              <w:rPr>
-                <w:rFonts w:ascii="Cambria Math" w:eastAsia="Times New Roman" w:hAnsi="Cambria Math" w:cs="Times New Roman"/>
-                <w:i/>
-                <w:kern w:val="0"/>
-                <w:sz w:val="28"/>
-                <w:szCs w:val="28"/>
-                <w:lang w:eastAsia="ru-RU"/>
-                <w14:ligatures w14:val="none"/>
-              </w:rPr>
-            </m:ctrlPr>
-          </m:dPr>
-          <m:e>
-            <m:r>
-              <w:rPr>
-                <w:rFonts w:ascii="Cambria Math" w:eastAsia="Times New Roman" w:hAnsi="Cambria Math" w:cs="Times New Roman"/>
-                <w:kern w:val="0"/>
-                <w:sz w:val="28"/>
-                <w:szCs w:val="28"/>
-                <w:lang w:eastAsia="ru-RU"/>
-                <w14:ligatures w14:val="none"/>
-              </w:rPr>
-              <m:t>i</m:t>
-            </m:r>
-          </m:e>
-        </m:d>
-        <m:r>
-          <w:rPr>
-            <w:rFonts w:ascii="Cambria Math" w:eastAsia="Times New Roman" w:hAnsi="Cambria Math" w:cs="Times New Roman"/>
-            <w:kern w:val="0"/>
-            <w:sz w:val="28"/>
-            <w:szCs w:val="28"/>
-            <w:lang w:eastAsia="ru-RU"/>
-            <w14:ligatures w14:val="none"/>
-          </w:rPr>
-          <m:t>-d</m:t>
-        </m:r>
-        <m:d>
-          <m:dPr>
-            <m:begChr m:val="["/>
-            <m:endChr m:val="]"/>
-            <m:ctrlPr>
-              <w:rPr>
-                <w:rFonts w:ascii="Cambria Math" w:eastAsia="Times New Roman" w:hAnsi="Cambria Math" w:cs="Times New Roman"/>
-                <w:i/>
-                <w:kern w:val="0"/>
-                <w:sz w:val="28"/>
-                <w:szCs w:val="28"/>
-                <w:lang w:eastAsia="ru-RU"/>
-                <w14:ligatures w14:val="none"/>
-              </w:rPr>
-            </m:ctrlPr>
-          </m:dPr>
-          <m:e>
-            <m:r>
-              <w:rPr>
-                <w:rFonts w:ascii="Cambria Math" w:eastAsia="Times New Roman" w:hAnsi="Cambria Math" w:cs="Times New Roman"/>
-                <w:kern w:val="0"/>
-                <w:sz w:val="28"/>
-                <w:szCs w:val="28"/>
-                <w:lang w:eastAsia="ru-RU"/>
-                <w14:ligatures w14:val="none"/>
-              </w:rPr>
-              <m:t>i</m:t>
-            </m:r>
-          </m:e>
-        </m:d>
-        <m:r>
-          <w:rPr>
-            <w:rFonts w:ascii="Cambria Math" w:eastAsia="Times New Roman" w:hAnsi="Cambria Math" w:cs="Times New Roman"/>
-            <w:kern w:val="0"/>
-            <w:sz w:val="28"/>
-            <w:szCs w:val="28"/>
-            <w:lang w:eastAsia="ru-RU"/>
-            <w14:ligatures w14:val="none"/>
-          </w:rPr>
-          <m:t>+R×</m:t>
-        </m:r>
-        <m:d>
-          <m:dPr>
-            <m:ctrlPr>
-              <w:rPr>
-                <w:rFonts w:ascii="Cambria Math" w:eastAsia="Times New Roman" w:hAnsi="Cambria Math" w:cs="Times New Roman"/>
-                <w:i/>
-                <w:kern w:val="0"/>
-                <w:sz w:val="28"/>
-                <w:szCs w:val="28"/>
-                <w:lang w:eastAsia="ru-RU"/>
-                <w14:ligatures w14:val="none"/>
-              </w:rPr>
-            </m:ctrlPr>
-          </m:dPr>
-          <m:e>
-            <m:r>
-              <w:rPr>
-                <w:rFonts w:ascii="Cambria Math" w:eastAsia="Times New Roman" w:hAnsi="Cambria Math" w:cs="Times New Roman"/>
-                <w:kern w:val="0"/>
-                <w:sz w:val="28"/>
-                <w:szCs w:val="28"/>
-                <w:lang w:eastAsia="ru-RU"/>
-                <w14:ligatures w14:val="none"/>
-              </w:rPr>
-              <m:t>1-z</m:t>
-            </m:r>
-            <m:d>
-              <m:dPr>
-                <m:begChr m:val="["/>
-                <m:endChr m:val="]"/>
-                <m:ctrlPr>
-                  <w:rPr>
-                    <w:rFonts w:ascii="Cambria Math" w:eastAsia="Times New Roman" w:hAnsi="Cambria Math" w:cs="Times New Roman"/>
-                    <w:i/>
-                    <w:kern w:val="0"/>
-                    <w:sz w:val="28"/>
-                    <w:szCs w:val="28"/>
-                    <w:lang w:eastAsia="ru-RU"/>
-                    <w14:ligatures w14:val="none"/>
-                  </w:rPr>
-                </m:ctrlPr>
-              </m:dPr>
-              <m:e>
-                <m:r>
-                  <w:rPr>
-                    <w:rFonts w:ascii="Cambria Math" w:eastAsia="Times New Roman" w:hAnsi="Cambria Math" w:cs="Times New Roman"/>
-                    <w:kern w:val="0"/>
-                    <w:sz w:val="28"/>
-                    <w:szCs w:val="28"/>
-                    <w:lang w:eastAsia="ru-RU"/>
-                    <w14:ligatures w14:val="none"/>
-                  </w:rPr>
-                  <m:t>i</m:t>
-                </m:r>
-              </m:e>
-            </m:d>
-          </m:e>
-        </m:d>
-        <m:r>
-          <w:rPr>
-            <w:rFonts w:ascii="Cambria Math" w:eastAsia="Times New Roman" w:hAnsi="Cambria Math" w:cs="Times New Roman"/>
-            <w:kern w:val="0"/>
-            <w:sz w:val="28"/>
-            <w:szCs w:val="28"/>
-            <w:lang w:eastAsia="ru-RU"/>
-            <w14:ligatures w14:val="none"/>
-          </w:rPr>
-          <m:t>;p</m:t>
-        </m:r>
-        <m:d>
-          <m:dPr>
-            <m:begChr m:val="["/>
-            <m:endChr m:val="]"/>
-            <m:ctrlPr>
-              <w:rPr>
-                <w:rFonts w:ascii="Cambria Math" w:eastAsia="Times New Roman" w:hAnsi="Cambria Math" w:cs="Times New Roman"/>
-                <w:i/>
-                <w:kern w:val="0"/>
-                <w:sz w:val="28"/>
-                <w:szCs w:val="28"/>
-                <w:lang w:eastAsia="ru-RU"/>
-                <w14:ligatures w14:val="none"/>
-              </w:rPr>
-            </m:ctrlPr>
-          </m:dPr>
-          <m:e>
-            <m:r>
-              <w:rPr>
-                <w:rFonts w:ascii="Cambria Math" w:eastAsia="Times New Roman" w:hAnsi="Cambria Math" w:cs="Times New Roman"/>
-                <w:kern w:val="0"/>
-                <w:sz w:val="28"/>
-                <w:szCs w:val="28"/>
-                <w:lang w:eastAsia="ru-RU"/>
-                <w14:ligatures w14:val="none"/>
-              </w:rPr>
-              <m:t>i</m:t>
-            </m:r>
-          </m:e>
-        </m:d>
-        <m:r>
-          <w:rPr>
-            <w:rFonts w:ascii="Cambria Math" w:eastAsia="Times New Roman" w:hAnsi="Cambria Math" w:cs="Times New Roman"/>
-            <w:kern w:val="0"/>
-            <w:sz w:val="28"/>
-            <w:szCs w:val="28"/>
-            <w:lang w:eastAsia="ru-RU"/>
-            <w14:ligatures w14:val="none"/>
-          </w:rPr>
-          <m:t>≤R×z</m:t>
-        </m:r>
-        <m:d>
-          <m:dPr>
-            <m:begChr m:val="["/>
-            <m:endChr m:val="]"/>
-            <m:ctrlPr>
-              <w:rPr>
-                <w:rFonts w:ascii="Cambria Math" w:eastAsia="Times New Roman" w:hAnsi="Cambria Math" w:cs="Times New Roman"/>
-                <w:i/>
-                <w:kern w:val="0"/>
-                <w:sz w:val="28"/>
-                <w:szCs w:val="28"/>
-                <w:lang w:eastAsia="ru-RU"/>
-                <w14:ligatures w14:val="none"/>
-              </w:rPr>
-            </m:ctrlPr>
-          </m:dPr>
-          <m:e>
-            <m:r>
-              <w:rPr>
-                <w:rFonts w:ascii="Cambria Math" w:eastAsia="Times New Roman" w:hAnsi="Cambria Math" w:cs="Times New Roman"/>
-                <w:kern w:val="0"/>
-                <w:sz w:val="28"/>
-                <w:szCs w:val="28"/>
-                <w:lang w:eastAsia="ru-RU"/>
-                <w14:ligatures w14:val="none"/>
-              </w:rPr>
-              <m:t>i</m:t>
-            </m:r>
-          </m:e>
-        </m:d>
-        <m:r>
-          <w:rPr>
-            <w:rFonts w:ascii="Cambria Math" w:eastAsia="Times New Roman" w:hAnsi="Cambria Math" w:cs="Times New Roman"/>
-            <w:kern w:val="0"/>
-            <w:sz w:val="28"/>
-            <w:szCs w:val="28"/>
-            <w:lang w:eastAsia="ru-RU"/>
-            <w14:ligatures w14:val="none"/>
-          </w:rPr>
-          <m:t>.</m:t>
-        </m:r>
-      </m:oMath>
+        <w:t xml:space="preserve"> q[l][j]), с </w:t>
+      </w:r>
+      <w:r>
+        <w:rPr>
+          <w:rFonts w:ascii="Times New Roman" w:eastAsia="Times New Roman" w:hAnsi="Times New Roman" w:cs="Times New Roman"/>
+          <w:kern w:val="0"/>
+          <w:sz w:val="28"/>
+          <w:szCs w:val="28"/>
+          <w:highlight w:val="yellow"/>
+          <w:lang w:eastAsia="ru-RU"/>
+          <w14:ligatures w14:val="none"/>
+        </w:rPr>
+        <w:t>дополнительными ограничениями</w:t>
+      </w:r>
+      <w:r>
+        <w:rPr>
+          <w:rFonts w:ascii="Times New Roman" w:eastAsia="Times New Roman" w:hAnsi="Times New Roman" w:cs="Times New Roman"/>
+          <w:kern w:val="0"/>
+          <w:sz w:val="28"/>
+          <w:szCs w:val="28"/>
+          <w:lang w:eastAsia="ru-RU"/>
+          <w14:ligatures w14:val="none"/>
+        </w:rPr>
+        <w:t xml:space="preserve">: </w:t>
+      </w:r>
     </w:p>
     <w:p>
       <w:pPr>
@@ -4870,6 +3769,426 @@
           <w14:ligatures w14:val="none"/>
         </w:rPr>
       </w:pPr>
+      <m:oMathPara>
+        <m:oMath>
+          <m:r>
+            <w:rPr>
+              <w:rFonts w:ascii="Cambria Math" w:eastAsia="Times New Roman" w:hAnsi="Cambria Math" w:cs="Times New Roman"/>
+              <w:kern w:val="0"/>
+              <w:sz w:val="28"/>
+              <w:szCs w:val="28"/>
+              <w:lang w:eastAsia="ru-RU"/>
+              <w14:ligatures w14:val="none"/>
+            </w:rPr>
+            <m:t>g</m:t>
+          </m:r>
+          <m:d>
+            <m:dPr>
+              <m:begChr m:val="["/>
+              <m:endChr m:val="]"/>
+              <m:ctrlPr>
+                <w:rPr>
+                  <w:rFonts w:ascii="Cambria Math" w:eastAsia="Times New Roman" w:hAnsi="Cambria Math" w:cs="Times New Roman"/>
+                  <w:i/>
+                  <w:kern w:val="0"/>
+                  <w:sz w:val="28"/>
+                  <w:szCs w:val="28"/>
+                  <w:lang w:eastAsia="ru-RU"/>
+                  <w14:ligatures w14:val="none"/>
+                </w:rPr>
+              </m:ctrlPr>
+            </m:dPr>
+            <m:e>
+              <m:r>
+                <w:rPr>
+                  <w:rFonts w:ascii="Cambria Math" w:eastAsia="Times New Roman" w:hAnsi="Cambria Math" w:cs="Times New Roman"/>
+                  <w:kern w:val="0"/>
+                  <w:sz w:val="28"/>
+                  <w:szCs w:val="28"/>
+                  <w:lang w:eastAsia="ru-RU"/>
+                  <w14:ligatures w14:val="none"/>
+                </w:rPr>
+                <m:t>i</m:t>
+              </m:r>
+            </m:e>
+          </m:d>
+          <m:r>
+            <w:rPr>
+              <w:rFonts w:ascii="Cambria Math" w:eastAsia="Times New Roman" w:hAnsi="Cambria Math" w:cs="Times New Roman"/>
+              <w:kern w:val="0"/>
+              <w:sz w:val="28"/>
+              <w:szCs w:val="28"/>
+              <w:lang w:eastAsia="ru-RU"/>
+              <w14:ligatures w14:val="none"/>
+            </w:rPr>
+            <m:t>≥q</m:t>
+          </m:r>
+          <m:d>
+            <m:dPr>
+              <m:begChr m:val="["/>
+              <m:endChr m:val="]"/>
+              <m:ctrlPr>
+                <w:rPr>
+                  <w:rFonts w:ascii="Cambria Math" w:eastAsia="Times New Roman" w:hAnsi="Cambria Math" w:cs="Times New Roman"/>
+                  <w:i/>
+                  <w:kern w:val="0"/>
+                  <w:sz w:val="28"/>
+                  <w:szCs w:val="28"/>
+                  <w:lang w:eastAsia="ru-RU"/>
+                  <w14:ligatures w14:val="none"/>
+                </w:rPr>
+              </m:ctrlPr>
+            </m:dPr>
+            <m:e>
+              <m:r>
+                <w:rPr>
+                  <w:rFonts w:ascii="Cambria Math" w:eastAsia="Times New Roman" w:hAnsi="Cambria Math" w:cs="Times New Roman"/>
+                  <w:kern w:val="0"/>
+                  <w:sz w:val="28"/>
+                  <w:szCs w:val="28"/>
+                  <w:lang w:eastAsia="ru-RU"/>
+                  <w14:ligatures w14:val="none"/>
+                </w:rPr>
+                <m:t>L-1</m:t>
+              </m:r>
+            </m:e>
+          </m:d>
+          <m:d>
+            <m:dPr>
+              <m:begChr m:val="["/>
+              <m:endChr m:val="]"/>
+              <m:ctrlPr>
+                <w:rPr>
+                  <w:rFonts w:ascii="Cambria Math" w:eastAsia="Times New Roman" w:hAnsi="Cambria Math" w:cs="Times New Roman"/>
+                  <w:i/>
+                  <w:kern w:val="0"/>
+                  <w:sz w:val="28"/>
+                  <w:szCs w:val="28"/>
+                  <w:lang w:eastAsia="ru-RU"/>
+                  <w14:ligatures w14:val="none"/>
+                </w:rPr>
+              </m:ctrlPr>
+            </m:dPr>
+            <m:e>
+              <m:r>
+                <w:rPr>
+                  <w:rFonts w:ascii="Cambria Math" w:eastAsia="Times New Roman" w:hAnsi="Cambria Math" w:cs="Times New Roman"/>
+                  <w:kern w:val="0"/>
+                  <w:sz w:val="28"/>
+                  <w:szCs w:val="28"/>
+                  <w:lang w:eastAsia="ru-RU"/>
+                  <w14:ligatures w14:val="none"/>
+                </w:rPr>
+                <m:t>j</m:t>
+              </m:r>
+            </m:e>
+          </m:d>
+          <m:r>
+            <w:rPr>
+              <w:rFonts w:ascii="Cambria Math" w:eastAsia="Times New Roman" w:hAnsi="Cambria Math" w:cs="Times New Roman"/>
+              <w:kern w:val="0"/>
+              <w:sz w:val="28"/>
+              <w:szCs w:val="28"/>
+              <w:lang w:eastAsia="ru-RU"/>
+              <w14:ligatures w14:val="none"/>
+            </w:rPr>
+            <m:t>+</m:t>
+          </m:r>
+          <m:sSub>
+            <m:sSubPr>
+              <m:ctrlPr>
+                <w:rPr>
+                  <w:rFonts w:ascii="Cambria Math" w:eastAsia="Times New Roman" w:hAnsi="Cambria Math" w:cs="Times New Roman"/>
+                  <w:i/>
+                  <w:kern w:val="0"/>
+                  <w:sz w:val="28"/>
+                  <w:szCs w:val="28"/>
+                  <w:lang w:eastAsia="ru-RU"/>
+                  <w14:ligatures w14:val="none"/>
+                </w:rPr>
+              </m:ctrlPr>
+            </m:sSubPr>
+            <m:e>
+              <m:r>
+                <w:rPr>
+                  <w:rFonts w:ascii="Cambria Math" w:eastAsia="Times New Roman" w:hAnsi="Cambria Math" w:cs="Times New Roman"/>
+                  <w:kern w:val="0"/>
+                  <w:sz w:val="28"/>
+                  <w:szCs w:val="28"/>
+                  <w:lang w:eastAsia="ru-RU"/>
+                  <w14:ligatures w14:val="none"/>
+                </w:rPr>
+                <m:t>Σ</m:t>
+              </m:r>
+            </m:e>
+            <m:sub>
+              <m:r>
+                <w:rPr>
+                  <w:rFonts w:ascii="Cambria Math" w:eastAsia="Times New Roman" w:hAnsi="Cambria Math" w:cs="Times New Roman"/>
+                  <w:kern w:val="0"/>
+                  <w:sz w:val="28"/>
+                  <w:szCs w:val="28"/>
+                  <w:lang w:eastAsia="ru-RU"/>
+                  <w14:ligatures w14:val="none"/>
+                </w:rPr>
+                <m:t>i</m:t>
+              </m:r>
+            </m:sub>
+          </m:sSub>
+          <m:r>
+            <w:rPr>
+              <w:rFonts w:ascii="Cambria Math" w:eastAsia="Times New Roman" w:hAnsi="Cambria Math" w:cs="Times New Roman"/>
+              <w:kern w:val="0"/>
+              <w:sz w:val="28"/>
+              <w:szCs w:val="28"/>
+              <w:lang w:eastAsia="ru-RU"/>
+              <w14:ligatures w14:val="none"/>
+            </w:rPr>
+            <m:t>t</m:t>
+          </m:r>
+          <m:d>
+            <m:dPr>
+              <m:begChr m:val="["/>
+              <m:endChr m:val="]"/>
+              <m:ctrlPr>
+                <w:rPr>
+                  <w:rFonts w:ascii="Cambria Math" w:eastAsia="Times New Roman" w:hAnsi="Cambria Math" w:cs="Times New Roman"/>
+                  <w:i/>
+                  <w:kern w:val="0"/>
+                  <w:sz w:val="28"/>
+                  <w:szCs w:val="28"/>
+                  <w:lang w:eastAsia="ru-RU"/>
+                  <w14:ligatures w14:val="none"/>
+                </w:rPr>
+              </m:ctrlPr>
+            </m:dPr>
+            <m:e>
+              <m:r>
+                <w:rPr>
+                  <w:rFonts w:ascii="Cambria Math" w:eastAsia="Times New Roman" w:hAnsi="Cambria Math" w:cs="Times New Roman"/>
+                  <w:kern w:val="0"/>
+                  <w:sz w:val="28"/>
+                  <w:szCs w:val="28"/>
+                  <w:lang w:eastAsia="ru-RU"/>
+                  <w14:ligatures w14:val="none"/>
+                </w:rPr>
+                <m:t>L-1</m:t>
+              </m:r>
+            </m:e>
+          </m:d>
+          <m:d>
+            <m:dPr>
+              <m:begChr m:val="["/>
+              <m:endChr m:val="]"/>
+              <m:ctrlPr>
+                <w:rPr>
+                  <w:rFonts w:ascii="Cambria Math" w:eastAsia="Times New Roman" w:hAnsi="Cambria Math" w:cs="Times New Roman"/>
+                  <w:i/>
+                  <w:kern w:val="0"/>
+                  <w:sz w:val="28"/>
+                  <w:szCs w:val="28"/>
+                  <w:lang w:eastAsia="ru-RU"/>
+                  <w14:ligatures w14:val="none"/>
+                </w:rPr>
+              </m:ctrlPr>
+            </m:dPr>
+            <m:e>
+              <m:r>
+                <w:rPr>
+                  <w:rFonts w:ascii="Cambria Math" w:eastAsia="Times New Roman" w:hAnsi="Cambria Math" w:cs="Times New Roman"/>
+                  <w:kern w:val="0"/>
+                  <w:sz w:val="28"/>
+                  <w:szCs w:val="28"/>
+                  <w:lang w:eastAsia="ru-RU"/>
+                  <w14:ligatures w14:val="none"/>
+                </w:rPr>
+                <m:t>ii</m:t>
+              </m:r>
+            </m:e>
+          </m:d>
+          <m:r>
+            <w:rPr>
+              <w:rFonts w:ascii="Cambria Math" w:eastAsia="Times New Roman" w:hAnsi="Cambria Math" w:cs="Times New Roman"/>
+              <w:kern w:val="0"/>
+              <w:sz w:val="28"/>
+              <w:szCs w:val="28"/>
+              <w:lang w:eastAsia="ru-RU"/>
+              <w14:ligatures w14:val="none"/>
+            </w:rPr>
+            <m:t>×r</m:t>
+          </m:r>
+          <m:d>
+            <m:dPr>
+              <m:begChr m:val="["/>
+              <m:endChr m:val="]"/>
+              <m:ctrlPr>
+                <w:rPr>
+                  <w:rFonts w:ascii="Cambria Math" w:eastAsia="Times New Roman" w:hAnsi="Cambria Math" w:cs="Times New Roman"/>
+                  <w:i/>
+                  <w:kern w:val="0"/>
+                  <w:sz w:val="28"/>
+                  <w:szCs w:val="28"/>
+                  <w:lang w:eastAsia="ru-RU"/>
+                  <w14:ligatures w14:val="none"/>
+                </w:rPr>
+              </m:ctrlPr>
+            </m:dPr>
+            <m:e>
+              <m:r>
+                <w:rPr>
+                  <w:rFonts w:ascii="Cambria Math" w:eastAsia="Times New Roman" w:hAnsi="Cambria Math" w:cs="Times New Roman"/>
+                  <w:kern w:val="0"/>
+                  <w:sz w:val="28"/>
+                  <w:szCs w:val="28"/>
+                  <w:lang w:eastAsia="ru-RU"/>
+                  <w14:ligatures w14:val="none"/>
+                </w:rPr>
+                <m:t>j</m:t>
+              </m:r>
+            </m:e>
+          </m:d>
+          <m:d>
+            <m:dPr>
+              <m:begChr m:val="["/>
+              <m:endChr m:val="]"/>
+              <m:ctrlPr>
+                <w:rPr>
+                  <w:rFonts w:ascii="Cambria Math" w:eastAsia="Times New Roman" w:hAnsi="Cambria Math" w:cs="Times New Roman"/>
+                  <w:i/>
+                  <w:kern w:val="0"/>
+                  <w:sz w:val="28"/>
+                  <w:szCs w:val="28"/>
+                  <w:lang w:eastAsia="ru-RU"/>
+                  <w14:ligatures w14:val="none"/>
+                </w:rPr>
+              </m:ctrlPr>
+            </m:dPr>
+            <m:e>
+              <m:r>
+                <w:rPr>
+                  <w:rFonts w:ascii="Cambria Math" w:eastAsia="Times New Roman" w:hAnsi="Cambria Math" w:cs="Times New Roman"/>
+                  <w:kern w:val="0"/>
+                  <w:sz w:val="28"/>
+                  <w:szCs w:val="28"/>
+                  <w:lang w:eastAsia="ru-RU"/>
+                  <w14:ligatures w14:val="none"/>
+                </w:rPr>
+                <m:t>ii</m:t>
+              </m:r>
+            </m:e>
+          </m:d>
+          <m:r>
+            <w:rPr>
+              <w:rFonts w:ascii="Cambria Math" w:eastAsia="Times New Roman" w:hAnsi="Cambria Math" w:cs="Times New Roman"/>
+              <w:kern w:val="0"/>
+              <w:sz w:val="28"/>
+              <w:szCs w:val="28"/>
+              <w:lang w:eastAsia="ru-RU"/>
+              <w14:ligatures w14:val="none"/>
+            </w:rPr>
+            <m:t>-R×</m:t>
+          </m:r>
+          <m:d>
+            <m:dPr>
+              <m:ctrlPr>
+                <w:rPr>
+                  <w:rFonts w:ascii="Cambria Math" w:eastAsia="Times New Roman" w:hAnsi="Cambria Math" w:cs="Times New Roman"/>
+                  <w:i/>
+                  <w:kern w:val="0"/>
+                  <w:sz w:val="28"/>
+                  <w:szCs w:val="28"/>
+                  <w:lang w:eastAsia="ru-RU"/>
+                  <w14:ligatures w14:val="none"/>
+                </w:rPr>
+              </m:ctrlPr>
+            </m:dPr>
+            <m:e>
+              <m:r>
+                <w:rPr>
+                  <w:rFonts w:ascii="Cambria Math" w:eastAsia="Times New Roman" w:hAnsi="Cambria Math" w:cs="Times New Roman"/>
+                  <w:kern w:val="0"/>
+                  <w:sz w:val="28"/>
+                  <w:szCs w:val="28"/>
+                  <w:lang w:eastAsia="ru-RU"/>
+                  <w14:ligatures w14:val="none"/>
+                </w:rPr>
+                <m:t>1 x</m:t>
+              </m:r>
+              <m:d>
+                <m:dPr>
+                  <m:begChr m:val="["/>
+                  <m:endChr m:val="]"/>
+                  <m:ctrlPr>
+                    <w:rPr>
+                      <w:rFonts w:ascii="Cambria Math" w:eastAsia="Times New Roman" w:hAnsi="Cambria Math" w:cs="Times New Roman"/>
+                      <w:i/>
+                      <w:kern w:val="0"/>
+                      <w:sz w:val="28"/>
+                      <w:szCs w:val="28"/>
+                      <w:lang w:eastAsia="ru-RU"/>
+                      <w14:ligatures w14:val="none"/>
+                    </w:rPr>
+                  </m:ctrlPr>
+                </m:dPr>
+                <m:e>
+                  <m:r>
+                    <w:rPr>
+                      <w:rFonts w:ascii="Cambria Math" w:eastAsia="Times New Roman" w:hAnsi="Cambria Math" w:cs="Times New Roman"/>
+                      <w:kern w:val="0"/>
+                      <w:sz w:val="28"/>
+                      <w:szCs w:val="28"/>
+                      <w:lang w:eastAsia="ru-RU"/>
+                      <w14:ligatures w14:val="none"/>
+                    </w:rPr>
+                    <m:t>i</m:t>
+                  </m:r>
+                </m:e>
+              </m:d>
+              <m:d>
+                <m:dPr>
+                  <m:begChr m:val="["/>
+                  <m:endChr m:val="]"/>
+                  <m:ctrlPr>
+                    <w:rPr>
+                      <w:rFonts w:ascii="Cambria Math" w:eastAsia="Times New Roman" w:hAnsi="Cambria Math" w:cs="Times New Roman"/>
+                      <w:i/>
+                      <w:kern w:val="0"/>
+                      <w:sz w:val="28"/>
+                      <w:szCs w:val="28"/>
+                      <w:lang w:eastAsia="ru-RU"/>
+                      <w14:ligatures w14:val="none"/>
+                    </w:rPr>
+                  </m:ctrlPr>
+                </m:dPr>
+                <m:e>
+                  <m:r>
+                    <w:rPr>
+                      <w:rFonts w:ascii="Cambria Math" w:eastAsia="Times New Roman" w:hAnsi="Cambria Math" w:cs="Times New Roman"/>
+                      <w:kern w:val="0"/>
+                      <w:sz w:val="28"/>
+                      <w:szCs w:val="28"/>
+                      <w:lang w:eastAsia="ru-RU"/>
+                      <w14:ligatures w14:val="none"/>
+                    </w:rPr>
+                    <m:t>j</m:t>
+                  </m:r>
+                </m:e>
+              </m:d>
+            </m:e>
+          </m:d>
+          <m:r>
+            <w:rPr>
+              <w:rFonts w:ascii="Cambria Math" w:eastAsia="Times New Roman" w:hAnsi="Cambria Math" w:cs="Times New Roman"/>
+              <w:kern w:val="0"/>
+              <w:sz w:val="28"/>
+              <w:szCs w:val="28"/>
+              <w:lang w:eastAsia="ru-RU"/>
+              <w14:ligatures w14:val="none"/>
+            </w:rPr>
+            <m:t xml:space="preserve"> длявсехj;</m:t>
+          </m:r>
+        </m:oMath>
+      </m:oMathPara>
     </w:p>
     <w:p>
       <w:pPr>
@@ -4885,6 +4204,887 @@
           <w14:ligatures w14:val="none"/>
         </w:rPr>
       </w:pPr>
+      <m:oMathPara>
+        <m:oMath>
+          <m:r>
+            <w:rPr>
+              <w:rFonts w:ascii="Cambria Math" w:eastAsia="Times New Roman" w:hAnsi="Cambria Math" w:cs="Times New Roman"/>
+              <w:kern w:val="0"/>
+              <w:sz w:val="28"/>
+              <w:szCs w:val="28"/>
+              <w:lang w:eastAsia="ru-RU"/>
+              <w14:ligatures w14:val="none"/>
+            </w:rPr>
+            <w:lastRenderedPageBreak/>
+            <m:t>p</m:t>
+          </m:r>
+          <m:d>
+            <m:dPr>
+              <m:begChr m:val="["/>
+              <m:endChr m:val="]"/>
+              <m:ctrlPr>
+                <w:rPr>
+                  <w:rFonts w:ascii="Cambria Math" w:eastAsia="Times New Roman" w:hAnsi="Cambria Math" w:cs="Times New Roman"/>
+                  <w:i/>
+                  <w:kern w:val="0"/>
+                  <w:sz w:val="28"/>
+                  <w:szCs w:val="28"/>
+                  <w:lang w:eastAsia="ru-RU"/>
+                  <w14:ligatures w14:val="none"/>
+                </w:rPr>
+              </m:ctrlPr>
+            </m:dPr>
+            <m:e>
+              <m:r>
+                <w:rPr>
+                  <w:rFonts w:ascii="Cambria Math" w:eastAsia="Times New Roman" w:hAnsi="Cambria Math" w:cs="Times New Roman"/>
+                  <w:kern w:val="0"/>
+                  <w:sz w:val="28"/>
+                  <w:szCs w:val="28"/>
+                  <w:lang w:eastAsia="ru-RU"/>
+                  <w14:ligatures w14:val="none"/>
+                </w:rPr>
+                <m:t>i</m:t>
+              </m:r>
+            </m:e>
+          </m:d>
+          <m:r>
+            <w:rPr>
+              <w:rFonts w:ascii="Cambria Math" w:eastAsia="Times New Roman" w:hAnsi="Cambria Math" w:cs="Times New Roman"/>
+              <w:kern w:val="0"/>
+              <w:sz w:val="28"/>
+              <w:szCs w:val="28"/>
+              <w:lang w:eastAsia="ru-RU"/>
+              <w14:ligatures w14:val="none"/>
+            </w:rPr>
+            <m:t>≥g</m:t>
+          </m:r>
+          <m:d>
+            <m:dPr>
+              <m:begChr m:val="["/>
+              <m:endChr m:val="]"/>
+              <m:ctrlPr>
+                <w:rPr>
+                  <w:rFonts w:ascii="Cambria Math" w:eastAsia="Times New Roman" w:hAnsi="Cambria Math" w:cs="Times New Roman"/>
+                  <w:i/>
+                  <w:kern w:val="0"/>
+                  <w:sz w:val="28"/>
+                  <w:szCs w:val="28"/>
+                  <w:lang w:eastAsia="ru-RU"/>
+                  <w14:ligatures w14:val="none"/>
+                </w:rPr>
+              </m:ctrlPr>
+            </m:dPr>
+            <m:e>
+              <m:r>
+                <w:rPr>
+                  <w:rFonts w:ascii="Cambria Math" w:eastAsia="Times New Roman" w:hAnsi="Cambria Math" w:cs="Times New Roman"/>
+                  <w:kern w:val="0"/>
+                  <w:sz w:val="28"/>
+                  <w:szCs w:val="28"/>
+                  <w:lang w:eastAsia="ru-RU"/>
+                  <w14:ligatures w14:val="none"/>
+                </w:rPr>
+                <m:t>i</m:t>
+              </m:r>
+            </m:e>
+          </m:d>
+          <m:r>
+            <w:rPr>
+              <w:rFonts w:ascii="Cambria Math" w:eastAsia="Times New Roman" w:hAnsi="Cambria Math" w:cs="Times New Roman"/>
+              <w:kern w:val="0"/>
+              <w:sz w:val="28"/>
+              <w:szCs w:val="28"/>
+              <w:lang w:eastAsia="ru-RU"/>
+              <w14:ligatures w14:val="none"/>
+            </w:rPr>
+            <m:t>-d</m:t>
+          </m:r>
+          <m:d>
+            <m:dPr>
+              <m:begChr m:val="["/>
+              <m:endChr m:val="]"/>
+              <m:ctrlPr>
+                <w:rPr>
+                  <w:rFonts w:ascii="Cambria Math" w:eastAsia="Times New Roman" w:hAnsi="Cambria Math" w:cs="Times New Roman"/>
+                  <w:i/>
+                  <w:kern w:val="0"/>
+                  <w:sz w:val="28"/>
+                  <w:szCs w:val="28"/>
+                  <w:lang w:eastAsia="ru-RU"/>
+                  <w14:ligatures w14:val="none"/>
+                </w:rPr>
+              </m:ctrlPr>
+            </m:dPr>
+            <m:e>
+              <m:r>
+                <w:rPr>
+                  <w:rFonts w:ascii="Cambria Math" w:eastAsia="Times New Roman" w:hAnsi="Cambria Math" w:cs="Times New Roman"/>
+                  <w:kern w:val="0"/>
+                  <w:sz w:val="28"/>
+                  <w:szCs w:val="28"/>
+                  <w:lang w:eastAsia="ru-RU"/>
+                  <w14:ligatures w14:val="none"/>
+                </w:rPr>
+                <m:t>i</m:t>
+              </m:r>
+            </m:e>
+          </m:d>
+          <m:r>
+            <w:rPr>
+              <w:rFonts w:ascii="Cambria Math" w:eastAsia="Times New Roman" w:hAnsi="Cambria Math" w:cs="Times New Roman"/>
+              <w:kern w:val="0"/>
+              <w:sz w:val="28"/>
+              <w:szCs w:val="28"/>
+              <w:lang w:eastAsia="ru-RU"/>
+              <w14:ligatures w14:val="none"/>
+            </w:rPr>
+            <m:t>;</m:t>
+          </m:r>
+        </m:oMath>
+      </m:oMathPara>
+    </w:p>
+    <w:p>
+      <w:pPr>
+        <w:spacing w:after="0" w:line="360" w:lineRule="auto"/>
+        <w:ind w:firstLine="709"/>
+        <w:jc w:val="both"/>
+        <w:rPr>
+          <w:rFonts w:ascii="Times New Roman" w:eastAsia="Times New Roman" w:hAnsi="Times New Roman" w:cs="Times New Roman"/>
+          <w:kern w:val="0"/>
+          <w:sz w:val="28"/>
+          <w:szCs w:val="28"/>
+          <w:lang w:eastAsia="ru-RU"/>
+          <w14:ligatures w14:val="none"/>
+        </w:rPr>
+      </w:pPr>
+      <m:oMathPara>
+        <m:oMath>
+          <m:r>
+            <w:rPr>
+              <w:rFonts w:ascii="Cambria Math" w:eastAsia="Times New Roman" w:hAnsi="Cambria Math" w:cs="Times New Roman"/>
+              <w:kern w:val="0"/>
+              <w:sz w:val="28"/>
+              <w:szCs w:val="28"/>
+              <w:lang w:eastAsia="ru-RU"/>
+              <w14:ligatures w14:val="none"/>
+            </w:rPr>
+            <m:t>p</m:t>
+          </m:r>
+          <m:d>
+            <m:dPr>
+              <m:begChr m:val="["/>
+              <m:endChr m:val="]"/>
+              <m:ctrlPr>
+                <w:rPr>
+                  <w:rFonts w:ascii="Cambria Math" w:eastAsia="Times New Roman" w:hAnsi="Cambria Math" w:cs="Times New Roman"/>
+                  <w:i/>
+                  <w:kern w:val="0"/>
+                  <w:sz w:val="28"/>
+                  <w:szCs w:val="28"/>
+                  <w:lang w:eastAsia="ru-RU"/>
+                  <w14:ligatures w14:val="none"/>
+                </w:rPr>
+              </m:ctrlPr>
+            </m:dPr>
+            <m:e>
+              <m:r>
+                <w:rPr>
+                  <w:rFonts w:ascii="Cambria Math" w:eastAsia="Times New Roman" w:hAnsi="Cambria Math" w:cs="Times New Roman"/>
+                  <w:kern w:val="0"/>
+                  <w:sz w:val="28"/>
+                  <w:szCs w:val="28"/>
+                  <w:lang w:eastAsia="ru-RU"/>
+                  <w14:ligatures w14:val="none"/>
+                </w:rPr>
+                <m:t>i</m:t>
+              </m:r>
+            </m:e>
+          </m:d>
+          <m:r>
+            <w:rPr>
+              <w:rFonts w:ascii="Cambria Math" w:eastAsia="Times New Roman" w:hAnsi="Cambria Math" w:cs="Times New Roman"/>
+              <w:kern w:val="0"/>
+              <w:sz w:val="28"/>
+              <w:szCs w:val="28"/>
+              <w:lang w:eastAsia="ru-RU"/>
+              <w14:ligatures w14:val="none"/>
+            </w:rPr>
+            <m:t>≥0;</m:t>
+          </m:r>
+        </m:oMath>
+      </m:oMathPara>
+    </w:p>
+    <w:p>
+      <w:pPr>
+        <w:rPr>
+          <w:rFonts w:ascii="Times New Roman" w:hAnsi="Times New Roman"/>
+          <w:lang w:eastAsia="ru-RU"/>
+        </w:rPr>
+      </w:pPr>
+      <m:oMathPara>
+        <m:oMath>
+          <m:r>
+            <m:rPr>
+              <m:sty m:val="p"/>
+            </m:rPr>
+            <w:rPr>
+              <w:rFonts w:ascii="Cambria Math" w:hAnsi="Cambria Math"/>
+              <w:lang w:eastAsia="ru-RU"/>
+            </w:rPr>
+            <m:t xml:space="preserve">а также ограничениями линеаризации </m:t>
+          </m:r>
+        </m:oMath>
+      </m:oMathPara>
+    </w:p>
+    <w:p>
+      <w:pPr>
+        <w:spacing w:after="0" w:line="360" w:lineRule="auto"/>
+        <w:ind w:firstLine="709"/>
+        <w:jc w:val="both"/>
+        <w:rPr>
+          <w:rFonts w:ascii="Times New Roman" w:eastAsia="Times New Roman" w:hAnsi="Times New Roman" w:cs="Times New Roman"/>
+          <w:kern w:val="0"/>
+          <w:sz w:val="28"/>
+          <w:szCs w:val="28"/>
+          <w:lang w:eastAsia="ru-RU"/>
+          <w14:ligatures w14:val="none"/>
+        </w:rPr>
+      </w:pPr>
+      <m:oMathPara>
+        <m:oMath>
+          <m:r>
+            <w:rPr>
+              <w:rFonts w:ascii="Cambria Math" w:eastAsia="Times New Roman" w:hAnsi="Cambria Math" w:cs="Times New Roman"/>
+              <w:kern w:val="0"/>
+              <w:sz w:val="28"/>
+              <w:szCs w:val="28"/>
+              <w:lang w:eastAsia="ru-RU"/>
+              <w14:ligatures w14:val="none"/>
+            </w:rPr>
+            <m:t>z</m:t>
+          </m:r>
+          <m:d>
+            <m:dPr>
+              <m:begChr m:val="["/>
+              <m:endChr m:val="]"/>
+              <m:ctrlPr>
+                <w:rPr>
+                  <w:rFonts w:ascii="Cambria Math" w:eastAsia="Times New Roman" w:hAnsi="Cambria Math" w:cs="Times New Roman"/>
+                  <w:i/>
+                  <w:kern w:val="0"/>
+                  <w:sz w:val="28"/>
+                  <w:szCs w:val="28"/>
+                  <w:lang w:eastAsia="ru-RU"/>
+                  <w14:ligatures w14:val="none"/>
+                </w:rPr>
+              </m:ctrlPr>
+            </m:dPr>
+            <m:e>
+              <m:r>
+                <w:rPr>
+                  <w:rFonts w:ascii="Cambria Math" w:eastAsia="Times New Roman" w:hAnsi="Cambria Math" w:cs="Times New Roman"/>
+                  <w:kern w:val="0"/>
+                  <w:sz w:val="28"/>
+                  <w:szCs w:val="28"/>
+                  <w:lang w:eastAsia="ru-RU"/>
+                  <w14:ligatures w14:val="none"/>
+                </w:rPr>
+                <m:t>i</m:t>
+              </m:r>
+            </m:e>
+          </m:d>
+          <m:r>
+            <w:rPr>
+              <w:rFonts w:ascii="Cambria Math" w:eastAsia="Times New Roman" w:hAnsi="Cambria Math" w:cs="Times New Roman"/>
+              <w:kern w:val="0"/>
+              <w:sz w:val="28"/>
+              <w:szCs w:val="28"/>
+              <w:lang w:eastAsia="ru-RU"/>
+              <w14:ligatures w14:val="none"/>
+            </w:rPr>
+            <m:t>:g</m:t>
+          </m:r>
+          <m:d>
+            <m:dPr>
+              <m:begChr m:val="["/>
+              <m:endChr m:val="]"/>
+              <m:ctrlPr>
+                <w:rPr>
+                  <w:rFonts w:ascii="Cambria Math" w:eastAsia="Times New Roman" w:hAnsi="Cambria Math" w:cs="Times New Roman"/>
+                  <w:i/>
+                  <w:kern w:val="0"/>
+                  <w:sz w:val="28"/>
+                  <w:szCs w:val="28"/>
+                  <w:lang w:eastAsia="ru-RU"/>
+                  <w14:ligatures w14:val="none"/>
+                </w:rPr>
+              </m:ctrlPr>
+            </m:dPr>
+            <m:e>
+              <m:r>
+                <w:rPr>
+                  <w:rFonts w:ascii="Cambria Math" w:eastAsia="Times New Roman" w:hAnsi="Cambria Math" w:cs="Times New Roman"/>
+                  <w:kern w:val="0"/>
+                  <w:sz w:val="28"/>
+                  <w:szCs w:val="28"/>
+                  <w:lang w:eastAsia="ru-RU"/>
+                  <w14:ligatures w14:val="none"/>
+                </w:rPr>
+                <m:t>i</m:t>
+              </m:r>
+            </m:e>
+          </m:d>
+          <m:r>
+            <w:rPr>
+              <w:rFonts w:ascii="Cambria Math" w:eastAsia="Times New Roman" w:hAnsi="Cambria Math" w:cs="Times New Roman"/>
+              <w:kern w:val="0"/>
+              <w:sz w:val="28"/>
+              <w:szCs w:val="28"/>
+              <w:lang w:eastAsia="ru-RU"/>
+              <w14:ligatures w14:val="none"/>
+            </w:rPr>
+            <m:t>-d</m:t>
+          </m:r>
+          <m:d>
+            <m:dPr>
+              <m:begChr m:val="["/>
+              <m:endChr m:val="]"/>
+              <m:ctrlPr>
+                <w:rPr>
+                  <w:rFonts w:ascii="Cambria Math" w:eastAsia="Times New Roman" w:hAnsi="Cambria Math" w:cs="Times New Roman"/>
+                  <w:i/>
+                  <w:kern w:val="0"/>
+                  <w:sz w:val="28"/>
+                  <w:szCs w:val="28"/>
+                  <w:lang w:eastAsia="ru-RU"/>
+                  <w14:ligatures w14:val="none"/>
+                </w:rPr>
+              </m:ctrlPr>
+            </m:dPr>
+            <m:e>
+              <m:r>
+                <w:rPr>
+                  <w:rFonts w:ascii="Cambria Math" w:eastAsia="Times New Roman" w:hAnsi="Cambria Math" w:cs="Times New Roman"/>
+                  <w:kern w:val="0"/>
+                  <w:sz w:val="28"/>
+                  <w:szCs w:val="28"/>
+                  <w:lang w:eastAsia="ru-RU"/>
+                  <w14:ligatures w14:val="none"/>
+                </w:rPr>
+                <m:t>i</m:t>
+              </m:r>
+            </m:e>
+          </m:d>
+          <m:r>
+            <w:rPr>
+              <w:rFonts w:ascii="Cambria Math" w:eastAsia="Times New Roman" w:hAnsi="Cambria Math" w:cs="Times New Roman"/>
+              <w:kern w:val="0"/>
+              <w:sz w:val="28"/>
+              <w:szCs w:val="28"/>
+              <w:lang w:eastAsia="ru-RU"/>
+              <w14:ligatures w14:val="none"/>
+            </w:rPr>
+            <m:t>≤R×z</m:t>
+          </m:r>
+          <m:d>
+            <m:dPr>
+              <m:begChr m:val="["/>
+              <m:endChr m:val="]"/>
+              <m:ctrlPr>
+                <w:rPr>
+                  <w:rFonts w:ascii="Cambria Math" w:eastAsia="Times New Roman" w:hAnsi="Cambria Math" w:cs="Times New Roman"/>
+                  <w:i/>
+                  <w:kern w:val="0"/>
+                  <w:sz w:val="28"/>
+                  <w:szCs w:val="28"/>
+                  <w:lang w:eastAsia="ru-RU"/>
+                  <w14:ligatures w14:val="none"/>
+                </w:rPr>
+              </m:ctrlPr>
+            </m:dPr>
+            <m:e>
+              <m:r>
+                <w:rPr>
+                  <w:rFonts w:ascii="Cambria Math" w:eastAsia="Times New Roman" w:hAnsi="Cambria Math" w:cs="Times New Roman"/>
+                  <w:kern w:val="0"/>
+                  <w:sz w:val="28"/>
+                  <w:szCs w:val="28"/>
+                  <w:lang w:eastAsia="ru-RU"/>
+                  <w14:ligatures w14:val="none"/>
+                </w:rPr>
+                <m:t>i</m:t>
+              </m:r>
+            </m:e>
+          </m:d>
+          <m:r>
+            <w:rPr>
+              <w:rFonts w:ascii="Cambria Math" w:eastAsia="Times New Roman" w:hAnsi="Cambria Math" w:cs="Times New Roman"/>
+              <w:kern w:val="0"/>
+              <w:sz w:val="28"/>
+              <w:szCs w:val="28"/>
+              <w:lang w:eastAsia="ru-RU"/>
+              <w14:ligatures w14:val="none"/>
+            </w:rPr>
+            <m:t>;g</m:t>
+          </m:r>
+          <m:d>
+            <m:dPr>
+              <m:begChr m:val="["/>
+              <m:endChr m:val="]"/>
+              <m:ctrlPr>
+                <w:rPr>
+                  <w:rFonts w:ascii="Cambria Math" w:eastAsia="Times New Roman" w:hAnsi="Cambria Math" w:cs="Times New Roman"/>
+                  <w:i/>
+                  <w:kern w:val="0"/>
+                  <w:sz w:val="28"/>
+                  <w:szCs w:val="28"/>
+                  <w:lang w:eastAsia="ru-RU"/>
+                  <w14:ligatures w14:val="none"/>
+                </w:rPr>
+              </m:ctrlPr>
+            </m:dPr>
+            <m:e>
+              <m:r>
+                <w:rPr>
+                  <w:rFonts w:ascii="Cambria Math" w:eastAsia="Times New Roman" w:hAnsi="Cambria Math" w:cs="Times New Roman"/>
+                  <w:kern w:val="0"/>
+                  <w:sz w:val="28"/>
+                  <w:szCs w:val="28"/>
+                  <w:lang w:eastAsia="ru-RU"/>
+                  <w14:ligatures w14:val="none"/>
+                </w:rPr>
+                <m:t>i</m:t>
+              </m:r>
+            </m:e>
+          </m:d>
+          <m:r>
+            <w:rPr>
+              <w:rFonts w:ascii="Cambria Math" w:eastAsia="Times New Roman" w:hAnsi="Cambria Math" w:cs="Times New Roman"/>
+              <w:kern w:val="0"/>
+              <w:sz w:val="28"/>
+              <w:szCs w:val="28"/>
+              <w:lang w:eastAsia="ru-RU"/>
+              <w14:ligatures w14:val="none"/>
+            </w:rPr>
+            <m:t>-d</m:t>
+          </m:r>
+          <m:d>
+            <m:dPr>
+              <m:begChr m:val="["/>
+              <m:endChr m:val="]"/>
+              <m:ctrlPr>
+                <w:rPr>
+                  <w:rFonts w:ascii="Cambria Math" w:eastAsia="Times New Roman" w:hAnsi="Cambria Math" w:cs="Times New Roman"/>
+                  <w:i/>
+                  <w:kern w:val="0"/>
+                  <w:sz w:val="28"/>
+                  <w:szCs w:val="28"/>
+                  <w:lang w:eastAsia="ru-RU"/>
+                  <w14:ligatures w14:val="none"/>
+                </w:rPr>
+              </m:ctrlPr>
+            </m:dPr>
+            <m:e>
+              <m:r>
+                <w:rPr>
+                  <w:rFonts w:ascii="Cambria Math" w:eastAsia="Times New Roman" w:hAnsi="Cambria Math" w:cs="Times New Roman"/>
+                  <w:kern w:val="0"/>
+                  <w:sz w:val="28"/>
+                  <w:szCs w:val="28"/>
+                  <w:lang w:eastAsia="ru-RU"/>
+                  <w14:ligatures w14:val="none"/>
+                </w:rPr>
+                <m:t>i</m:t>
+              </m:r>
+            </m:e>
+          </m:d>
+          <m:r>
+            <w:rPr>
+              <w:rFonts w:ascii="Cambria Math" w:eastAsia="Times New Roman" w:hAnsi="Cambria Math" w:cs="Times New Roman"/>
+              <w:kern w:val="0"/>
+              <w:sz w:val="28"/>
+              <w:szCs w:val="28"/>
+              <w:lang w:eastAsia="ru-RU"/>
+              <w14:ligatures w14:val="none"/>
+            </w:rPr>
+            <m:t>≥-R×</m:t>
+          </m:r>
+          <m:d>
+            <m:dPr>
+              <m:ctrlPr>
+                <w:rPr>
+                  <w:rFonts w:ascii="Cambria Math" w:eastAsia="Times New Roman" w:hAnsi="Cambria Math" w:cs="Times New Roman"/>
+                  <w:i/>
+                  <w:kern w:val="0"/>
+                  <w:sz w:val="28"/>
+                  <w:szCs w:val="28"/>
+                  <w:lang w:eastAsia="ru-RU"/>
+                  <w14:ligatures w14:val="none"/>
+                </w:rPr>
+              </m:ctrlPr>
+            </m:dPr>
+            <m:e>
+              <m:r>
+                <w:rPr>
+                  <w:rFonts w:ascii="Cambria Math" w:eastAsia="Times New Roman" w:hAnsi="Cambria Math" w:cs="Times New Roman"/>
+                  <w:kern w:val="0"/>
+                  <w:sz w:val="28"/>
+                  <w:szCs w:val="28"/>
+                  <w:lang w:eastAsia="ru-RU"/>
+                  <w14:ligatures w14:val="none"/>
+                </w:rPr>
+                <m:t>1-z</m:t>
+              </m:r>
+              <m:d>
+                <m:dPr>
+                  <m:begChr m:val="["/>
+                  <m:endChr m:val="]"/>
+                  <m:ctrlPr>
+                    <w:rPr>
+                      <w:rFonts w:ascii="Cambria Math" w:eastAsia="Times New Roman" w:hAnsi="Cambria Math" w:cs="Times New Roman"/>
+                      <w:i/>
+                      <w:kern w:val="0"/>
+                      <w:sz w:val="28"/>
+                      <w:szCs w:val="28"/>
+                      <w:lang w:eastAsia="ru-RU"/>
+                      <w14:ligatures w14:val="none"/>
+                    </w:rPr>
+                  </m:ctrlPr>
+                </m:dPr>
+                <m:e>
+                  <m:r>
+                    <w:rPr>
+                      <w:rFonts w:ascii="Cambria Math" w:eastAsia="Times New Roman" w:hAnsi="Cambria Math" w:cs="Times New Roman"/>
+                      <w:kern w:val="0"/>
+                      <w:sz w:val="28"/>
+                      <w:szCs w:val="28"/>
+                      <w:lang w:eastAsia="ru-RU"/>
+                      <w14:ligatures w14:val="none"/>
+                    </w:rPr>
+                    <m:t>i</m:t>
+                  </m:r>
+                </m:e>
+              </m:d>
+            </m:e>
+          </m:d>
+          <m:r>
+            <w:rPr>
+              <w:rFonts w:ascii="Cambria Math" w:eastAsia="Times New Roman" w:hAnsi="Cambria Math" w:cs="Times New Roman"/>
+              <w:kern w:val="0"/>
+              <w:sz w:val="28"/>
+              <w:szCs w:val="28"/>
+              <w:lang w:eastAsia="ru-RU"/>
+              <w14:ligatures w14:val="none"/>
+            </w:rPr>
+            <m:t>;p</m:t>
+          </m:r>
+          <m:d>
+            <m:dPr>
+              <m:begChr m:val="["/>
+              <m:endChr m:val="]"/>
+              <m:ctrlPr>
+                <w:rPr>
+                  <w:rFonts w:ascii="Cambria Math" w:eastAsia="Times New Roman" w:hAnsi="Cambria Math" w:cs="Times New Roman"/>
+                  <w:i/>
+                  <w:kern w:val="0"/>
+                  <w:sz w:val="28"/>
+                  <w:szCs w:val="28"/>
+                  <w:lang w:eastAsia="ru-RU"/>
+                  <w14:ligatures w14:val="none"/>
+                </w:rPr>
+              </m:ctrlPr>
+            </m:dPr>
+            <m:e>
+              <m:r>
+                <w:rPr>
+                  <w:rFonts w:ascii="Cambria Math" w:eastAsia="Times New Roman" w:hAnsi="Cambria Math" w:cs="Times New Roman"/>
+                  <w:kern w:val="0"/>
+                  <w:sz w:val="28"/>
+                  <w:szCs w:val="28"/>
+                  <w:lang w:eastAsia="ru-RU"/>
+                  <w14:ligatures w14:val="none"/>
+                </w:rPr>
+                <m:t>i</m:t>
+              </m:r>
+            </m:e>
+          </m:d>
+          <m:r>
+            <w:rPr>
+              <w:rFonts w:ascii="Cambria Math" w:eastAsia="Times New Roman" w:hAnsi="Cambria Math" w:cs="Times New Roman"/>
+              <w:kern w:val="0"/>
+              <w:sz w:val="28"/>
+              <w:szCs w:val="28"/>
+              <w:lang w:eastAsia="ru-RU"/>
+              <w14:ligatures w14:val="none"/>
+            </w:rPr>
+            <m:t>≤g</m:t>
+          </m:r>
+          <m:d>
+            <m:dPr>
+              <m:begChr m:val="["/>
+              <m:endChr m:val="]"/>
+              <m:ctrlPr>
+                <w:rPr>
+                  <w:rFonts w:ascii="Cambria Math" w:eastAsia="Times New Roman" w:hAnsi="Cambria Math" w:cs="Times New Roman"/>
+                  <w:i/>
+                  <w:kern w:val="0"/>
+                  <w:sz w:val="28"/>
+                  <w:szCs w:val="28"/>
+                  <w:lang w:eastAsia="ru-RU"/>
+                  <w14:ligatures w14:val="none"/>
+                </w:rPr>
+              </m:ctrlPr>
+            </m:dPr>
+            <m:e>
+              <m:r>
+                <w:rPr>
+                  <w:rFonts w:ascii="Cambria Math" w:eastAsia="Times New Roman" w:hAnsi="Cambria Math" w:cs="Times New Roman"/>
+                  <w:kern w:val="0"/>
+                  <w:sz w:val="28"/>
+                  <w:szCs w:val="28"/>
+                  <w:lang w:eastAsia="ru-RU"/>
+                  <w14:ligatures w14:val="none"/>
+                </w:rPr>
+                <m:t>i</m:t>
+              </m:r>
+            </m:e>
+          </m:d>
+          <m:r>
+            <w:rPr>
+              <w:rFonts w:ascii="Cambria Math" w:eastAsia="Times New Roman" w:hAnsi="Cambria Math" w:cs="Times New Roman"/>
+              <w:kern w:val="0"/>
+              <w:sz w:val="28"/>
+              <w:szCs w:val="28"/>
+              <w:lang w:eastAsia="ru-RU"/>
+              <w14:ligatures w14:val="none"/>
+            </w:rPr>
+            <m:t>-d</m:t>
+          </m:r>
+          <m:d>
+            <m:dPr>
+              <m:begChr m:val="["/>
+              <m:endChr m:val="]"/>
+              <m:ctrlPr>
+                <w:rPr>
+                  <w:rFonts w:ascii="Cambria Math" w:eastAsia="Times New Roman" w:hAnsi="Cambria Math" w:cs="Times New Roman"/>
+                  <w:i/>
+                  <w:kern w:val="0"/>
+                  <w:sz w:val="28"/>
+                  <w:szCs w:val="28"/>
+                  <w:lang w:eastAsia="ru-RU"/>
+                  <w14:ligatures w14:val="none"/>
+                </w:rPr>
+              </m:ctrlPr>
+            </m:dPr>
+            <m:e>
+              <m:r>
+                <w:rPr>
+                  <w:rFonts w:ascii="Cambria Math" w:eastAsia="Times New Roman" w:hAnsi="Cambria Math" w:cs="Times New Roman"/>
+                  <w:kern w:val="0"/>
+                  <w:sz w:val="28"/>
+                  <w:szCs w:val="28"/>
+                  <w:lang w:eastAsia="ru-RU"/>
+                  <w14:ligatures w14:val="none"/>
+                </w:rPr>
+                <m:t>i</m:t>
+              </m:r>
+            </m:e>
+          </m:d>
+          <m:r>
+            <w:rPr>
+              <w:rFonts w:ascii="Cambria Math" w:eastAsia="Times New Roman" w:hAnsi="Cambria Math" w:cs="Times New Roman"/>
+              <w:kern w:val="0"/>
+              <w:sz w:val="28"/>
+              <w:szCs w:val="28"/>
+              <w:lang w:eastAsia="ru-RU"/>
+              <w14:ligatures w14:val="none"/>
+            </w:rPr>
+            <m:t>+R×</m:t>
+          </m:r>
+          <m:d>
+            <m:dPr>
+              <m:ctrlPr>
+                <w:rPr>
+                  <w:rFonts w:ascii="Cambria Math" w:eastAsia="Times New Roman" w:hAnsi="Cambria Math" w:cs="Times New Roman"/>
+                  <w:i/>
+                  <w:kern w:val="0"/>
+                  <w:sz w:val="28"/>
+                  <w:szCs w:val="28"/>
+                  <w:lang w:eastAsia="ru-RU"/>
+                  <w14:ligatures w14:val="none"/>
+                </w:rPr>
+              </m:ctrlPr>
+            </m:dPr>
+            <m:e>
+              <m:r>
+                <w:rPr>
+                  <w:rFonts w:ascii="Cambria Math" w:eastAsia="Times New Roman" w:hAnsi="Cambria Math" w:cs="Times New Roman"/>
+                  <w:kern w:val="0"/>
+                  <w:sz w:val="28"/>
+                  <w:szCs w:val="28"/>
+                  <w:lang w:eastAsia="ru-RU"/>
+                  <w14:ligatures w14:val="none"/>
+                </w:rPr>
+                <m:t>1-z</m:t>
+              </m:r>
+              <m:d>
+                <m:dPr>
+                  <m:begChr m:val="["/>
+                  <m:endChr m:val="]"/>
+                  <m:ctrlPr>
+                    <w:rPr>
+                      <w:rFonts w:ascii="Cambria Math" w:eastAsia="Times New Roman" w:hAnsi="Cambria Math" w:cs="Times New Roman"/>
+                      <w:i/>
+                      <w:kern w:val="0"/>
+                      <w:sz w:val="28"/>
+                      <w:szCs w:val="28"/>
+                      <w:lang w:eastAsia="ru-RU"/>
+                      <w14:ligatures w14:val="none"/>
+                    </w:rPr>
+                  </m:ctrlPr>
+                </m:dPr>
+                <m:e>
+                  <m:r>
+                    <w:rPr>
+                      <w:rFonts w:ascii="Cambria Math" w:eastAsia="Times New Roman" w:hAnsi="Cambria Math" w:cs="Times New Roman"/>
+                      <w:kern w:val="0"/>
+                      <w:sz w:val="28"/>
+                      <w:szCs w:val="28"/>
+                      <w:lang w:eastAsia="ru-RU"/>
+                      <w14:ligatures w14:val="none"/>
+                    </w:rPr>
+                    <m:t>i</m:t>
+                  </m:r>
+                </m:e>
+              </m:d>
+            </m:e>
+          </m:d>
+          <m:r>
+            <w:rPr>
+              <w:rFonts w:ascii="Cambria Math" w:eastAsia="Times New Roman" w:hAnsi="Cambria Math" w:cs="Times New Roman"/>
+              <w:kern w:val="0"/>
+              <w:sz w:val="28"/>
+              <w:szCs w:val="28"/>
+              <w:lang w:eastAsia="ru-RU"/>
+              <w14:ligatures w14:val="none"/>
+            </w:rPr>
+            <m:t>;p</m:t>
+          </m:r>
+          <m:d>
+            <m:dPr>
+              <m:begChr m:val="["/>
+              <m:endChr m:val="]"/>
+              <m:ctrlPr>
+                <w:rPr>
+                  <w:rFonts w:ascii="Cambria Math" w:eastAsia="Times New Roman" w:hAnsi="Cambria Math" w:cs="Times New Roman"/>
+                  <w:i/>
+                  <w:kern w:val="0"/>
+                  <w:sz w:val="28"/>
+                  <w:szCs w:val="28"/>
+                  <w:lang w:eastAsia="ru-RU"/>
+                  <w14:ligatures w14:val="none"/>
+                </w:rPr>
+              </m:ctrlPr>
+            </m:dPr>
+            <m:e>
+              <m:r>
+                <w:rPr>
+                  <w:rFonts w:ascii="Cambria Math" w:eastAsia="Times New Roman" w:hAnsi="Cambria Math" w:cs="Times New Roman"/>
+                  <w:kern w:val="0"/>
+                  <w:sz w:val="28"/>
+                  <w:szCs w:val="28"/>
+                  <w:lang w:eastAsia="ru-RU"/>
+                  <w14:ligatures w14:val="none"/>
+                </w:rPr>
+                <m:t>i</m:t>
+              </m:r>
+            </m:e>
+          </m:d>
+          <m:r>
+            <w:rPr>
+              <w:rFonts w:ascii="Cambria Math" w:eastAsia="Times New Roman" w:hAnsi="Cambria Math" w:cs="Times New Roman"/>
+              <w:kern w:val="0"/>
+              <w:sz w:val="28"/>
+              <w:szCs w:val="28"/>
+              <w:lang w:eastAsia="ru-RU"/>
+              <w14:ligatures w14:val="none"/>
+            </w:rPr>
+            <m:t>≤R×z</m:t>
+          </m:r>
+          <m:d>
+            <m:dPr>
+              <m:begChr m:val="["/>
+              <m:endChr m:val="]"/>
+              <m:ctrlPr>
+                <w:rPr>
+                  <w:rFonts w:ascii="Cambria Math" w:eastAsia="Times New Roman" w:hAnsi="Cambria Math" w:cs="Times New Roman"/>
+                  <w:i/>
+                  <w:kern w:val="0"/>
+                  <w:sz w:val="28"/>
+                  <w:szCs w:val="28"/>
+                  <w:lang w:eastAsia="ru-RU"/>
+                  <w14:ligatures w14:val="none"/>
+                </w:rPr>
+              </m:ctrlPr>
+            </m:dPr>
+            <m:e>
+              <m:r>
+                <w:rPr>
+                  <w:rFonts w:ascii="Cambria Math" w:eastAsia="Times New Roman" w:hAnsi="Cambria Math" w:cs="Times New Roman"/>
+                  <w:kern w:val="0"/>
+                  <w:sz w:val="28"/>
+                  <w:szCs w:val="28"/>
+                  <w:lang w:eastAsia="ru-RU"/>
+                  <w14:ligatures w14:val="none"/>
+                </w:rPr>
+                <m:t>i</m:t>
+              </m:r>
+            </m:e>
+          </m:d>
+          <m:r>
+            <w:rPr>
+              <w:rFonts w:ascii="Cambria Math" w:eastAsia="Times New Roman" w:hAnsi="Cambria Math" w:cs="Times New Roman"/>
+              <w:kern w:val="0"/>
+              <w:sz w:val="28"/>
+              <w:szCs w:val="28"/>
+              <w:lang w:eastAsia="ru-RU"/>
+              <w14:ligatures w14:val="none"/>
+            </w:rPr>
+            <m:t>.</m:t>
+          </m:r>
+        </m:oMath>
+      </m:oMathPara>
+    </w:p>
+    <w:p>
+      <w:pPr>
+        <w:spacing w:after="0" w:line="360" w:lineRule="auto"/>
+        <w:ind w:firstLine="709"/>
+        <w:jc w:val="both"/>
+        <w:rPr>
+          <w:rFonts w:ascii="Times New Roman" w:eastAsia="Times New Roman" w:hAnsi="Times New Roman" w:cs="Times New Roman"/>
+          <w:kern w:val="0"/>
+          <w:sz w:val="28"/>
+          <w:szCs w:val="28"/>
+          <w:lang w:eastAsia="ru-RU"/>
+          <w14:ligatures w14:val="none"/>
+        </w:rPr>
+      </w:pPr>
+    </w:p>
+    <w:p>
+      <w:pPr>
+        <w:spacing w:after="0" w:line="360" w:lineRule="auto"/>
+        <w:ind w:firstLine="709"/>
+        <w:jc w:val="both"/>
+        <w:rPr>
+          <w:rFonts w:ascii="Times New Roman" w:eastAsia="Times New Roman" w:hAnsi="Times New Roman" w:cs="Times New Roman"/>
+          <w:kern w:val="0"/>
+          <w:sz w:val="28"/>
+          <w:szCs w:val="28"/>
+          <w:lang w:eastAsia="ru-RU"/>
+          <w14:ligatures w14:val="none"/>
+        </w:rPr>
+      </w:pPr>
       <w:r>
         <w:rPr>
           <w:rFonts w:ascii="Times New Roman" w:eastAsia="Times New Roman" w:hAnsi="Times New Roman" w:cs="Times New Roman"/>
@@ -4895,7 +5095,6 @@
           <w:lang w:eastAsia="ru-RU"/>
           <w14:ligatures w14:val="none"/>
         </w:rPr>
-        <w:lastRenderedPageBreak/>
         <w:t>Оценка размерности модели</w:t>
       </w:r>
     </w:p>
